--- a/articles/finished/HocThuyetYNiem-en.docx
+++ b/articles/finished/HocThuyetYNiem-en.docx
@@ -154,7 +154,7 @@
         <w:t>I</w:t>
       </w:r>
       <w:r>
-        <w:t xml:space="preserve">dea, everything is an </w:t>
+        <w:t xml:space="preserve">dea, everything is </w:t>
       </w:r>
       <w:r>
         <w:t>I</w:t>
@@ -232,13 +232,19 @@
         <w:t xml:space="preserve"> </w:t>
       </w:r>
       <w:r>
-        <w:t xml:space="preserve">myself my </w:t>
+        <w:t xml:space="preserve">my </w:t>
       </w:r>
       <w:r>
         <w:t>existence</w:t>
       </w:r>
       <w:r>
-        <w:t xml:space="preserve"> and then</w:t>
+        <w:t xml:space="preserve"> </w:t>
+      </w:r>
+      <w:r>
+        <w:t xml:space="preserve">for myself </w:t>
+      </w:r>
+      <w:r>
+        <w:t>and then</w:t>
       </w:r>
       <w:r>
         <w:t xml:space="preserve"> transform </w:t>
@@ -480,7 +486,13 @@
     </w:p>
     <w:p>
       <w:r>
-        <w:t>[This English version is translated from the Vietnamese original research by support of Google translator].</w:t>
+        <w:t xml:space="preserve">[This English version is translated from the Vietnamese original research by support of Google </w:t>
+      </w:r>
+      <w:r>
+        <w:t>Translate 2025</w:t>
+      </w:r>
+      <w:r>
+        <w:t>].</w:t>
       </w:r>
     </w:p>
     <w:p>
@@ -570,7 +582,7 @@
             <w:rPr>
               <w:noProof/>
             </w:rPr>
-            <w:t>(Nguyen, Tàng thức và phân tâm học, 2020)</w:t>
+            <w:t>(Nguyen L. , Tàng thức và phân tâm học, 2020)</w:t>
           </w:r>
           <w:r>
             <w:fldChar w:fldCharType="end"/>
@@ -600,7 +612,7 @@
             <w:rPr>
               <w:noProof/>
             </w:rPr>
-            <w:t xml:space="preserve"> (Nguyen, Trí tuệ luận, 2023)</w:t>
+            <w:t>(Nguyen L. , Trí tuệ luận, 2023)</w:t>
           </w:r>
           <w:r>
             <w:fldChar w:fldCharType="end"/>
@@ -665,7 +677,7 @@
         <w:t xml:space="preserve">and </w:t>
       </w:r>
       <w:r>
-        <w:t xml:space="preserve">the Hegel’s </w:t>
+        <w:t xml:space="preserve">Hegel’s </w:t>
       </w:r>
       <w:r>
         <w:t xml:space="preserve">philosophy of law (1770 – 1831) </w:t>
@@ -701,6 +713,9 @@
         <w:t xml:space="preserve">. </w:t>
       </w:r>
       <w:r>
+        <w:t xml:space="preserve">Note that </w:t>
+      </w:r>
+      <w:r>
         <w:t xml:space="preserve">Geist, </w:t>
       </w:r>
       <w:r>
@@ -737,7 +752,13 @@
         <w:t>jurisprudence</w:t>
       </w:r>
       <w:r>
-        <w:t xml:space="preserve">” indicate philosophy of law. </w:t>
+        <w:t>” indicate</w:t>
+      </w:r>
+      <w:r>
+        <w:t>s</w:t>
+      </w:r>
+      <w:r>
+        <w:t xml:space="preserve"> philosophy of law. </w:t>
       </w:r>
       <w:r>
         <w:t>I</w:t>
@@ -800,7 +821,13 @@
         <w:t>proposition</w:t>
       </w:r>
       <w:r>
-        <w:t xml:space="preserve"> is the equivalence between rationality and reality and therefore, rationality is expressed by </w:t>
+        <w:t xml:space="preserve"> is the equivalence </w:t>
+      </w:r>
+      <w:r>
+        <w:t xml:space="preserve">between rationality and reality, </w:t>
+      </w:r>
+      <w:r>
+        <w:t xml:space="preserve">therefore, rationality is expressed by </w:t>
       </w:r>
       <w:r>
         <w:t>an</w:t>
@@ -998,7 +1025,25 @@
         <w:rPr>
           <w:i/>
         </w:rPr>
-        <w:t xml:space="preserve">moment of attraction </w:t>
+        <w:t>moment of concentration</w:t>
+      </w:r>
+      <w:r>
+        <w:t xml:space="preserve"> </w:t>
+      </w:r>
+      <w:r>
+        <w:t>(</w:t>
+      </w:r>
+      <w:r>
+        <w:t>moment of attraction</w:t>
+      </w:r>
+      <w:r>
+        <w:t>)</w:t>
+      </w:r>
+      <w:r>
+        <w:rPr>
+          <w:i/>
+        </w:rPr>
+        <w:t xml:space="preserve"> </w:t>
       </w:r>
       <w:r>
         <w:t>that</w:t>
@@ -1190,7 +1235,10 @@
         <w:t>for-itself</w:t>
       </w:r>
       <w:r>
-        <w:t xml:space="preserve"> and Idea is </w:t>
+        <w:t xml:space="preserve">, </w:t>
+      </w:r>
+      <w:r>
+        <w:t xml:space="preserve">and Idea is </w:t>
       </w:r>
       <w:r>
         <w:t xml:space="preserve">the absolute </w:t>
@@ -1247,6 +1295,7 @@
         <w:t xml:space="preserve">. This is not much different from the fact that </w:t>
       </w:r>
       <w:r>
+        <w:lastRenderedPageBreak/>
         <w:t>human</w:t>
       </w:r>
       <w:r>
@@ -1268,641 +1317,700 @@
         <w:t>I</w:t>
       </w:r>
       <w:r>
+        <w:t xml:space="preserve">deas create </w:t>
+      </w:r>
+      <w:r>
+        <w:t>I</w:t>
+      </w:r>
+      <w:r>
+        <w:t>deas, that may be Hegel</w:t>
+      </w:r>
+      <w:r>
+        <w:t>’</w:t>
+      </w:r>
+      <w:r>
+        <w:t xml:space="preserve">s limit. The </w:t>
+      </w:r>
+      <w:r>
+        <w:t>I</w:t>
+      </w:r>
+      <w:r>
+        <w:t xml:space="preserve">dea insofar as it reaches existence, </w:t>
+      </w:r>
+      <w:r>
+        <w:t>which</w:t>
+      </w:r>
+      <w:r>
+        <w:t xml:space="preserve"> is freedom, is nothing more than the ego or </w:t>
+      </w:r>
+      <w:r>
+        <w:t xml:space="preserve">the </w:t>
+      </w:r>
+      <w:r>
+        <w:t xml:space="preserve">pure self-consciousness, and so </w:t>
+      </w:r>
+      <w:r>
+        <w:t xml:space="preserve">a question arises: Is the </w:t>
+      </w:r>
+      <w:r>
+        <w:rPr>
+          <w:i/>
+        </w:rPr>
+        <w:t>self</w:t>
+      </w:r>
+      <w:r>
+        <w:rPr>
+          <w:i/>
+        </w:rPr>
+        <w:t>-</w:t>
+      </w:r>
+      <w:r>
+        <w:rPr>
+          <w:i/>
+        </w:rPr>
+        <w:t>actualization</w:t>
+      </w:r>
+      <w:r>
+        <w:rPr>
+          <w:i/>
+        </w:rPr>
+        <w:t xml:space="preserve"> </w:t>
+      </w:r>
+      <w:r>
+        <w:t>(</w:t>
+      </w:r>
+      <w:r>
+        <w:rPr>
+          <w:i/>
+        </w:rPr>
+        <w:t>self-realization</w:t>
+      </w:r>
+      <w:r>
+        <w:t xml:space="preserve">) </w:t>
+      </w:r>
+      <w:r>
+        <w:t xml:space="preserve">of </w:t>
+      </w:r>
+      <w:r>
+        <w:t>an</w:t>
+      </w:r>
+      <w:r>
+        <w:t xml:space="preserve"> </w:t>
+      </w:r>
+      <w:r>
+        <w:t>I</w:t>
+      </w:r>
+      <w:r>
+        <w:t xml:space="preserve">dea </w:t>
+      </w:r>
+      <w:r>
+        <w:t xml:space="preserve">via </w:t>
+      </w:r>
+      <w:r>
+        <w:t xml:space="preserve">man </w:t>
+      </w:r>
+      <w:r>
+        <w:t>activated by I</w:t>
+      </w:r>
+      <w:r>
+        <w:t xml:space="preserve">dea </w:t>
+      </w:r>
+      <w:r>
+        <w:t xml:space="preserve">itself </w:t>
+      </w:r>
+      <w:r>
+        <w:t xml:space="preserve">or </w:t>
+      </w:r>
+      <w:r>
+        <w:t>by hu</w:t>
+      </w:r>
+      <w:r>
+        <w:t>man? Hegel</w:t>
+      </w:r>
+      <w:r>
+        <w:t>,</w:t>
+      </w:r>
+      <w:r>
+        <w:t xml:space="preserve"> </w:t>
+      </w:r>
+      <w:r>
+        <w:t>who was</w:t>
+      </w:r>
+      <w:r>
+        <w:t xml:space="preserve"> still entangled between </w:t>
+      </w:r>
+      <w:r>
+        <w:t>I</w:t>
+      </w:r>
+      <w:r>
+        <w:t xml:space="preserve">dea and underlying </w:t>
+      </w:r>
+      <w:r>
+        <w:t>M</w:t>
+      </w:r>
+      <w:r>
+        <w:t>atter</w:t>
+      </w:r>
+      <w:r>
+        <w:t>,</w:t>
+      </w:r>
+      <w:r>
+        <w:t xml:space="preserve"> </w:t>
+      </w:r>
+      <w:r>
+        <w:t>imagin</w:t>
+      </w:r>
+      <w:r>
+        <w:t>ed</w:t>
+      </w:r>
+      <w:r>
+        <w:t xml:space="preserve"> </w:t>
+      </w:r>
+      <w:r>
+        <w:t xml:space="preserve">and modeled the </w:t>
+      </w:r>
+      <w:r>
+        <w:t xml:space="preserve">entire material world by </w:t>
+      </w:r>
+      <w:r>
+        <w:t>I</w:t>
+      </w:r>
+      <w:r>
+        <w:t>dea</w:t>
+      </w:r>
+      <w:r>
+        <w:t>s</w:t>
+      </w:r>
+      <w:r>
+        <w:t>, which is the key point that materialists refute</w:t>
+      </w:r>
+      <w:r>
+        <w:t>d</w:t>
+      </w:r>
+      <w:r>
+        <w:t xml:space="preserve">. This problem </w:t>
+      </w:r>
+      <w:r>
+        <w:t>will be</w:t>
+      </w:r>
+      <w:r>
+        <w:t xml:space="preserve"> only resolved </w:t>
+      </w:r>
+      <w:r>
+        <w:t>if</w:t>
+      </w:r>
+      <w:r>
+        <w:t>, with Hegel</w:t>
+      </w:r>
+      <w:r>
+        <w:t>’</w:t>
+      </w:r>
+      <w:r>
+        <w:t xml:space="preserve">s semantics of </w:t>
+      </w:r>
+      <w:r>
+        <w:t>I</w:t>
+      </w:r>
+      <w:r>
+        <w:t xml:space="preserve">dea, </w:t>
+      </w:r>
+      <w:r>
+        <w:t>hu</w:t>
+      </w:r>
+      <w:r>
+        <w:t xml:space="preserve">man is also an </w:t>
+      </w:r>
+      <w:r>
+        <w:t>I</w:t>
+      </w:r>
+      <w:r>
+        <w:t xml:space="preserve">dea but </w:t>
+      </w:r>
+      <w:r>
+        <w:t>there lack</w:t>
+      </w:r>
+      <w:r>
+        <w:t xml:space="preserve"> </w:t>
+      </w:r>
+      <w:r>
+        <w:t xml:space="preserve">outside </w:t>
+      </w:r>
+      <w:r>
+        <w:rPr>
+          <w:i/>
+        </w:rPr>
+        <w:t>observers</w:t>
+      </w:r>
+      <w:r>
+        <w:t xml:space="preserve"> (some subjects have the role of observation)</w:t>
+      </w:r>
+      <w:r>
+        <w:t xml:space="preserve">, </w:t>
+      </w:r>
+      <w:r>
+        <w:t xml:space="preserve">and </w:t>
+      </w:r>
+      <w:r>
+        <w:t xml:space="preserve">so the </w:t>
+      </w:r>
+      <w:r>
+        <w:t>I</w:t>
+      </w:r>
+      <w:r>
+        <w:t xml:space="preserve">dea </w:t>
+      </w:r>
+      <w:r>
+        <w:t>“hu</w:t>
+      </w:r>
+      <w:r>
+        <w:t>man</w:t>
+      </w:r>
+      <w:r>
+        <w:t>”</w:t>
+      </w:r>
+      <w:r>
+        <w:t xml:space="preserve"> speculates that it is the </w:t>
+      </w:r>
+      <w:r>
+        <w:t>adequate</w:t>
+      </w:r>
+      <w:r>
+        <w:t xml:space="preserve"> concept/</w:t>
+      </w:r>
+      <w:r>
+        <w:t>I</w:t>
+      </w:r>
+      <w:r>
+        <w:t xml:space="preserve">dea, just as the </w:t>
+      </w:r>
+      <w:r>
+        <w:t>I</w:t>
+      </w:r>
+      <w:r>
+        <w:t xml:space="preserve">dea </w:t>
+      </w:r>
+      <w:r>
+        <w:t>“human”</w:t>
+      </w:r>
+      <w:r>
+        <w:t xml:space="preserve"> </w:t>
+      </w:r>
+      <w:r>
+        <w:t xml:space="preserve">is </w:t>
+      </w:r>
+      <w:r>
+        <w:rPr>
+          <w:i/>
+        </w:rPr>
+        <w:t>self-actualized</w:t>
+      </w:r>
+      <w:r>
+        <w:t xml:space="preserve"> (</w:t>
+      </w:r>
+      <w:r>
+        <w:rPr>
+          <w:i/>
+        </w:rPr>
+        <w:t>self-realized</w:t>
+      </w:r>
+      <w:r>
+        <w:t>)</w:t>
+      </w:r>
+      <w:r>
+        <w:t xml:space="preserve"> through </w:t>
+      </w:r>
+      <w:r>
+        <w:t>it</w:t>
+      </w:r>
+      <w:r>
+        <w:t xml:space="preserve">self or </w:t>
+      </w:r>
+      <w:r>
+        <w:t xml:space="preserve">through </w:t>
+      </w:r>
+      <w:r>
+        <w:t xml:space="preserve">others </w:t>
+      </w:r>
+      <w:r>
+        <w:t xml:space="preserve">who are </w:t>
+      </w:r>
+      <w:r>
+        <w:t xml:space="preserve">also </w:t>
+      </w:r>
+      <w:r>
+        <w:t>hu</w:t>
+      </w:r>
+      <w:r>
+        <w:t xml:space="preserve">man, </w:t>
+      </w:r>
+      <w:r>
+        <w:t xml:space="preserve">with the note that </w:t>
+      </w:r>
+      <w:r>
+        <w:rPr>
+          <w:i/>
+        </w:rPr>
+        <w:t xml:space="preserve">objective spirit </w:t>
+      </w:r>
+      <w:r>
+        <w:t xml:space="preserve">is not </w:t>
+      </w:r>
+      <w:r>
+        <w:t xml:space="preserve">only </w:t>
+      </w:r>
+      <w:r>
+        <w:t>the observer</w:t>
+      </w:r>
+      <w:r>
+        <w:t xml:space="preserve"> but </w:t>
+      </w:r>
+      <w:r>
+        <w:t xml:space="preserve">also </w:t>
+      </w:r>
+      <w:r>
+        <w:t xml:space="preserve">the basis of </w:t>
+      </w:r>
+      <w:r>
+        <w:t>adequateness</w:t>
+      </w:r>
+      <w:r>
+        <w:t xml:space="preserve"> and </w:t>
+      </w:r>
+      <w:r>
+        <w:t xml:space="preserve">the environment of </w:t>
+      </w:r>
+      <w:r>
+        <w:t>adequateness</w:t>
+      </w:r>
+      <w:r>
+        <w:t xml:space="preserve">. The </w:t>
+      </w:r>
+      <w:r>
+        <w:t>in-itself</w:t>
+      </w:r>
+      <w:r>
+        <w:t xml:space="preserve"> </w:t>
+      </w:r>
+      <w:r>
+        <w:t xml:space="preserve">and </w:t>
+      </w:r>
+      <w:r>
+        <w:t xml:space="preserve">the </w:t>
+      </w:r>
+      <w:r>
+        <w:t xml:space="preserve">for-itself of </w:t>
+      </w:r>
+      <w:r>
+        <w:t>I</w:t>
+      </w:r>
+      <w:r>
+        <w:t xml:space="preserve">dea are </w:t>
+      </w:r>
+      <w:r>
+        <w:t>“</w:t>
+      </w:r>
+      <w:r>
+        <w:rPr>
+          <w:i/>
+        </w:rPr>
+        <w:t>actualized</w:t>
+      </w:r>
+      <w:r>
+        <w:t>”</w:t>
+      </w:r>
+      <w:r>
+        <w:t xml:space="preserve"> (“</w:t>
+      </w:r>
+      <w:r>
+        <w:rPr>
+          <w:i/>
+        </w:rPr>
+        <w:t>realized</w:t>
+      </w:r>
+      <w:r>
+        <w:t xml:space="preserve">”) </w:t>
+      </w:r>
+      <w:r>
+        <w:t xml:space="preserve">by </w:t>
+      </w:r>
+      <w:r>
+        <w:t>human, but Hegel ignored</w:t>
+      </w:r>
+      <w:r>
+        <w:t xml:space="preserve"> </w:t>
+      </w:r>
+      <w:r>
+        <w:t>the observer</w:t>
+      </w:r>
+      <w:r>
+        <w:t xml:space="preserve"> unless </w:t>
+      </w:r>
+      <w:r>
+        <w:t xml:space="preserve">both </w:t>
+      </w:r>
+      <w:r>
+        <w:t>I</w:t>
+      </w:r>
+      <w:r>
+        <w:t xml:space="preserve">dea and </w:t>
+      </w:r>
+      <w:r>
+        <w:rPr>
+          <w:i/>
+        </w:rPr>
+        <w:t>derivative</w:t>
+      </w:r>
+      <w:r>
+        <w:rPr>
+          <w:i/>
+        </w:rPr>
+        <w:t xml:space="preserve"> </w:t>
+      </w:r>
+      <w:r>
+        <w:rPr>
+          <w:i/>
+        </w:rPr>
+        <w:t>I</w:t>
+      </w:r>
+      <w:r>
+        <w:rPr>
+          <w:i/>
+        </w:rPr>
+        <w:t xml:space="preserve">dea </w:t>
+      </w:r>
+      <w:r>
+        <w:t xml:space="preserve">exist adequately, and there </w:t>
+      </w:r>
+      <w:r>
+        <w:t>exists the fact that some I</w:t>
+      </w:r>
+      <w:r>
         <w:t xml:space="preserve">deas </w:t>
       </w:r>
       <w:r>
-        <w:lastRenderedPageBreak/>
-        <w:t xml:space="preserve">create </w:t>
-      </w:r>
-      <w:r>
-        <w:t>I</w:t>
-      </w:r>
-      <w:r>
-        <w:t>deas, that may be Hegel</w:t>
-      </w:r>
-      <w:r>
-        <w:t>’</w:t>
-      </w:r>
-      <w:r>
-        <w:t xml:space="preserve">s limit. The </w:t>
-      </w:r>
-      <w:r>
-        <w:t>I</w:t>
-      </w:r>
-      <w:r>
-        <w:t xml:space="preserve">dea insofar as it reaches existence, </w:t>
-      </w:r>
-      <w:r>
-        <w:t>which</w:t>
-      </w:r>
-      <w:r>
-        <w:t xml:space="preserve"> is freedom, is nothing more than the ego or </w:t>
+        <w:t>that</w:t>
+      </w:r>
+      <w:r>
+        <w:t xml:space="preserve"> Hegel </w:t>
+      </w:r>
+      <w:r>
+        <w:t xml:space="preserve">mentioned are </w:t>
+      </w:r>
+      <w:r>
+        <w:t>derivative</w:t>
+      </w:r>
+      <w:r>
+        <w:t xml:space="preserve"> </w:t>
+      </w:r>
+      <w:r>
+        <w:t>I</w:t>
+      </w:r>
+      <w:r>
+        <w:t>deas</w:t>
+      </w:r>
+      <w:r>
+        <w:t xml:space="preserve"> which are </w:t>
+      </w:r>
+      <w:r>
+        <w:t xml:space="preserve">generated </w:t>
+      </w:r>
+      <w:r>
+        <w:t>by human</w:t>
+      </w:r>
+      <w:r>
+        <w:t xml:space="preserve">. So what is the speculation of </w:t>
+      </w:r>
+      <w:r>
+        <w:t xml:space="preserve">a </w:t>
+      </w:r>
+      <w:r>
+        <w:t>derivative</w:t>
+      </w:r>
+      <w:r>
+        <w:t xml:space="preserve"> </w:t>
+      </w:r>
+      <w:r>
+        <w:t>I</w:t>
+      </w:r>
+      <w:r>
+        <w:t xml:space="preserve">dea? It must </w:t>
+      </w:r>
+      <w:r>
+        <w:t>recall</w:t>
+      </w:r>
+      <w:r>
+        <w:t xml:space="preserve"> the </w:t>
+      </w:r>
+      <w:r>
+        <w:t xml:space="preserve">aforementioned </w:t>
+      </w:r>
+      <w:r>
+        <w:t>cunning</w:t>
+      </w:r>
+      <w:r>
+        <w:t xml:space="preserve"> of reason, </w:t>
+      </w:r>
+      <w:r>
+        <w:t>a</w:t>
+      </w:r>
+      <w:r>
+        <w:t xml:space="preserve"> </w:t>
+      </w:r>
+      <w:r>
+        <w:t>derivative</w:t>
+      </w:r>
+      <w:r>
+        <w:t xml:space="preserve"> </w:t>
+      </w:r>
+      <w:r>
+        <w:t>I</w:t>
+      </w:r>
+      <w:r>
+        <w:t xml:space="preserve">dea also </w:t>
+      </w:r>
+      <w:r>
+        <w:t>actualize</w:t>
+      </w:r>
+      <w:r>
+        <w:t>s</w:t>
+      </w:r>
+      <w:r>
+        <w:t xml:space="preserve"> itself through </w:t>
+      </w:r>
+      <w:r>
+        <w:t>hu</w:t>
+      </w:r>
+      <w:r>
+        <w:t xml:space="preserve">man, by the </w:t>
+      </w:r>
+      <w:r>
+        <w:t xml:space="preserve">human </w:t>
+      </w:r>
+      <w:r>
+        <w:t xml:space="preserve">creator as well as the </w:t>
+      </w:r>
+      <w:r>
+        <w:t xml:space="preserve">human </w:t>
+      </w:r>
+      <w:r>
+        <w:t xml:space="preserve">recipient. The next question: </w:t>
+      </w:r>
+      <w:r>
+        <w:t>C</w:t>
+      </w:r>
+      <w:r>
+        <w:t xml:space="preserve">an </w:t>
+      </w:r>
+      <w:r>
+        <w:t>an</w:t>
+      </w:r>
+      <w:r>
+        <w:t xml:space="preserve"> </w:t>
+      </w:r>
+      <w:r>
+        <w:t>I</w:t>
+      </w:r>
+      <w:r>
+        <w:t xml:space="preserve">dea </w:t>
+      </w:r>
+      <w:r>
+        <w:t>actualize</w:t>
+      </w:r>
+      <w:r>
+        <w:t xml:space="preserve"> itself through the filter of another </w:t>
+      </w:r>
+      <w:r>
+        <w:t>I</w:t>
+      </w:r>
+      <w:r>
+        <w:t xml:space="preserve">dea that is not </w:t>
+      </w:r>
+      <w:r>
+        <w:t>I</w:t>
+      </w:r>
+      <w:r>
+        <w:t>dea</w:t>
+      </w:r>
+      <w:r>
+        <w:t xml:space="preserve"> “human”</w:t>
+      </w:r>
+      <w:r>
+        <w:t xml:space="preserve">? This question is so vague </w:t>
+      </w:r>
+      <w:r>
+        <w:t>that</w:t>
+      </w:r>
+      <w:r>
+        <w:t xml:space="preserve"> </w:t>
+      </w:r>
+      <w:r>
+        <w:t xml:space="preserve">it is </w:t>
+      </w:r>
+      <w:r>
+        <w:t>almost absurd unless one admits that everything is true/truly true and nothing is true/truly true, which almost co</w:t>
+      </w:r>
+      <w:r>
+        <w:t xml:space="preserve">ntradicts the </w:t>
+      </w:r>
+      <w:r>
+        <w:t>adequateness</w:t>
+      </w:r>
+      <w:r>
+        <w:t xml:space="preserve"> of Hegel’</w:t>
+      </w:r>
+      <w:r>
+        <w:t xml:space="preserve">s </w:t>
+      </w:r>
+      <w:r>
+        <w:t>I</w:t>
+      </w:r>
+      <w:r>
+        <w:t xml:space="preserve">dea. So is there no need for the </w:t>
+      </w:r>
+      <w:r>
+        <w:t>adequateness</w:t>
+      </w:r>
+      <w:r>
+        <w:t xml:space="preserve"> of </w:t>
+      </w:r>
+      <w:r>
+        <w:t>I</w:t>
+      </w:r>
+      <w:r>
+        <w:t xml:space="preserve">dea? Note that the question “how to know </w:t>
       </w:r>
       <w:r>
         <w:t xml:space="preserve">the </w:t>
       </w:r>
       <w:r>
-        <w:t xml:space="preserve">pure self-consciousness, and so </w:t>
-      </w:r>
-      <w:r>
-        <w:t xml:space="preserve">a question arises: Is the </w:t>
-      </w:r>
-      <w:r>
-        <w:rPr>
-          <w:i/>
-        </w:rPr>
-        <w:t>self</w:t>
-      </w:r>
-      <w:r>
-        <w:rPr>
-          <w:i/>
-        </w:rPr>
-        <w:t>-</w:t>
-      </w:r>
-      <w:r>
-        <w:rPr>
-          <w:i/>
-        </w:rPr>
-        <w:t>actualization</w:t>
-      </w:r>
-      <w:r>
-        <w:rPr>
-          <w:i/>
-        </w:rPr>
-        <w:t xml:space="preserve"> </w:t>
-      </w:r>
-      <w:r>
-        <w:t>(</w:t>
-      </w:r>
-      <w:r>
-        <w:rPr>
-          <w:i/>
-        </w:rPr>
-        <w:t>self-realization</w:t>
-      </w:r>
-      <w:r>
-        <w:t xml:space="preserve">) </w:t>
-      </w:r>
-      <w:r>
-        <w:t xml:space="preserve">of </w:t>
-      </w:r>
-      <w:r>
-        <w:t>an</w:t>
-      </w:r>
-      <w:r>
-        <w:t xml:space="preserve"> </w:t>
-      </w:r>
-      <w:r>
-        <w:t>I</w:t>
-      </w:r>
-      <w:r>
-        <w:t xml:space="preserve">dea </w:t>
-      </w:r>
-      <w:r>
-        <w:t xml:space="preserve">via </w:t>
-      </w:r>
-      <w:r>
-        <w:t xml:space="preserve">man </w:t>
-      </w:r>
-      <w:r>
-        <w:t>activated by I</w:t>
-      </w:r>
-      <w:r>
-        <w:t xml:space="preserve">dea </w:t>
-      </w:r>
-      <w:r>
-        <w:t xml:space="preserve">itself </w:t>
-      </w:r>
-      <w:r>
-        <w:t xml:space="preserve">or </w:t>
-      </w:r>
-      <w:r>
-        <w:t>by hu</w:t>
-      </w:r>
-      <w:r>
-        <w:t xml:space="preserve">man? Hegel </w:t>
-      </w:r>
-      <w:r>
-        <w:t>who was</w:t>
-      </w:r>
-      <w:r>
-        <w:t xml:space="preserve"> still entangled between </w:t>
-      </w:r>
-      <w:r>
-        <w:t>I</w:t>
-      </w:r>
-      <w:r>
-        <w:t xml:space="preserve">dea and underlying </w:t>
-      </w:r>
-      <w:r>
-        <w:t>M</w:t>
-      </w:r>
-      <w:r>
-        <w:t>atter</w:t>
-      </w:r>
-      <w:r>
-        <w:t xml:space="preserve"> </w:t>
-      </w:r>
-      <w:r>
-        <w:t>imagin</w:t>
-      </w:r>
-      <w:r>
-        <w:t>ed</w:t>
-      </w:r>
-      <w:r>
-        <w:t xml:space="preserve"> </w:t>
-      </w:r>
-      <w:r>
-        <w:t xml:space="preserve">and modeled the </w:t>
-      </w:r>
-      <w:r>
-        <w:t xml:space="preserve">entire material world by </w:t>
-      </w:r>
-      <w:r>
-        <w:t>I</w:t>
-      </w:r>
-      <w:r>
-        <w:t>dea</w:t>
-      </w:r>
-      <w:r>
-        <w:t>s</w:t>
-      </w:r>
-      <w:r>
-        <w:t>, which is the key point that materialists refute</w:t>
-      </w:r>
-      <w:r>
-        <w:t>d</w:t>
-      </w:r>
-      <w:r>
-        <w:t xml:space="preserve">. This problem </w:t>
-      </w:r>
-      <w:r>
-        <w:t>will be</w:t>
-      </w:r>
-      <w:r>
-        <w:t xml:space="preserve"> only resolved </w:t>
-      </w:r>
-      <w:r>
-        <w:t>if</w:t>
-      </w:r>
-      <w:r>
-        <w:t>, with Hegel</w:t>
-      </w:r>
-      <w:r>
-        <w:t>’</w:t>
-      </w:r>
-      <w:r>
-        <w:t xml:space="preserve">s semantics of </w:t>
-      </w:r>
-      <w:r>
-        <w:t>I</w:t>
-      </w:r>
-      <w:r>
-        <w:t xml:space="preserve">dea, </w:t>
-      </w:r>
-      <w:r>
-        <w:t>hu</w:t>
-      </w:r>
-      <w:r>
-        <w:t xml:space="preserve">man is also an </w:t>
-      </w:r>
-      <w:r>
-        <w:t>I</w:t>
-      </w:r>
-      <w:r>
-        <w:t xml:space="preserve">dea but </w:t>
-      </w:r>
-      <w:r>
-        <w:t>there lack</w:t>
-      </w:r>
-      <w:r>
-        <w:t xml:space="preserve"> </w:t>
-      </w:r>
-      <w:r>
-        <w:t xml:space="preserve">outside </w:t>
-      </w:r>
-      <w:r>
-        <w:rPr>
-          <w:i/>
-        </w:rPr>
+        <w:t>in-itself</w:t>
+      </w:r>
+      <w:r>
+        <w:rPr>
+          <w:i/>
+        </w:rPr>
+        <w:t xml:space="preserve"> </w:t>
+      </w:r>
+      <w:r>
+        <w:t xml:space="preserve">and the </w:t>
+      </w:r>
+      <w:r>
+        <w:t>for-itself</w:t>
+      </w:r>
+      <w:r>
+        <w:t xml:space="preserve">” is </w:t>
+      </w:r>
+      <w:r>
+        <w:t>viciously circular</w:t>
+      </w:r>
+      <w:r>
+        <w:t xml:space="preserve"> but has brought up the problem of </w:t>
+      </w:r>
+      <w:r>
         <w:t>observers</w:t>
       </w:r>
       <w:r>
-        <w:t xml:space="preserve"> (some subjects have the role of observation)</w:t>
-      </w:r>
-      <w:r>
-        <w:t xml:space="preserve">, </w:t>
-      </w:r>
-      <w:r>
-        <w:t xml:space="preserve">and </w:t>
-      </w:r>
-      <w:r>
-        <w:t xml:space="preserve">so the </w:t>
-      </w:r>
-      <w:r>
-        <w:t>I</w:t>
-      </w:r>
-      <w:r>
-        <w:t xml:space="preserve">dea </w:t>
-      </w:r>
-      <w:r>
-        <w:t>“hu</w:t>
-      </w:r>
-      <w:r>
-        <w:t>man</w:t>
-      </w:r>
-      <w:r>
-        <w:t>”</w:t>
-      </w:r>
-      <w:r>
-        <w:t xml:space="preserve"> speculates that it is the </w:t>
-      </w:r>
-      <w:r>
-        <w:t>adequate</w:t>
-      </w:r>
-      <w:r>
-        <w:t xml:space="preserve"> concept/</w:t>
-      </w:r>
-      <w:r>
-        <w:t>I</w:t>
-      </w:r>
-      <w:r>
-        <w:t xml:space="preserve">dea, just as the </w:t>
-      </w:r>
-      <w:r>
-        <w:t>I</w:t>
-      </w:r>
-      <w:r>
-        <w:t xml:space="preserve">dea </w:t>
-      </w:r>
-      <w:r>
-        <w:t>“human”</w:t>
-      </w:r>
-      <w:r>
-        <w:t xml:space="preserve"> </w:t>
-      </w:r>
-      <w:r>
-        <w:t xml:space="preserve">is </w:t>
-      </w:r>
-      <w:r>
-        <w:rPr>
-          <w:i/>
-        </w:rPr>
-        <w:t>self-actualized</w:t>
-      </w:r>
-      <w:r>
-        <w:t xml:space="preserve"> (</w:t>
-      </w:r>
-      <w:r>
-        <w:rPr>
-          <w:i/>
-        </w:rPr>
-        <w:t>self-realized</w:t>
-      </w:r>
-      <w:r>
-        <w:t>)</w:t>
-      </w:r>
-      <w:r>
-        <w:t xml:space="preserve"> through </w:t>
-      </w:r>
-      <w:r>
-        <w:t>it</w:t>
-      </w:r>
-      <w:r>
-        <w:t xml:space="preserve">self or </w:t>
-      </w:r>
-      <w:r>
-        <w:t xml:space="preserve">through </w:t>
-      </w:r>
-      <w:r>
-        <w:t xml:space="preserve">others </w:t>
-      </w:r>
-      <w:r>
-        <w:t xml:space="preserve">who are </w:t>
-      </w:r>
-      <w:r>
-        <w:t xml:space="preserve">also </w:t>
-      </w:r>
-      <w:r>
-        <w:t>hu</w:t>
-      </w:r>
-      <w:r>
-        <w:t xml:space="preserve">man, </w:t>
-      </w:r>
-      <w:r>
-        <w:t xml:space="preserve">with the note that </w:t>
-      </w:r>
-      <w:r>
-        <w:rPr>
-          <w:i/>
-        </w:rPr>
-        <w:t xml:space="preserve">objective spirit </w:t>
-      </w:r>
-      <w:r>
-        <w:t xml:space="preserve">is not </w:t>
-      </w:r>
-      <w:r>
-        <w:t>the observer</w:t>
-      </w:r>
-      <w:r>
-        <w:t xml:space="preserve"> but </w:t>
-      </w:r>
-      <w:r>
-        <w:t xml:space="preserve">it is the basis of </w:t>
-      </w:r>
-      <w:r>
-        <w:t>adequateness</w:t>
-      </w:r>
-      <w:r>
-        <w:t xml:space="preserve"> and </w:t>
-      </w:r>
-      <w:r>
-        <w:t xml:space="preserve">the environment of </w:t>
-      </w:r>
-      <w:r>
-        <w:t>adequateness</w:t>
-      </w:r>
-      <w:r>
-        <w:t xml:space="preserve">. The </w:t>
-      </w:r>
-      <w:r>
-        <w:t>in-itself</w:t>
-      </w:r>
-      <w:r>
-        <w:t xml:space="preserve"> </w:t>
-      </w:r>
-      <w:r>
-        <w:t xml:space="preserve">and </w:t>
-      </w:r>
-      <w:r>
-        <w:t xml:space="preserve">the </w:t>
-      </w:r>
-      <w:r>
-        <w:t xml:space="preserve">for-itself of </w:t>
-      </w:r>
-      <w:r>
-        <w:t>I</w:t>
-      </w:r>
-      <w:r>
-        <w:t xml:space="preserve">dea are “realized” by </w:t>
-      </w:r>
-      <w:r>
-        <w:t>human, but Hegel ignored</w:t>
-      </w:r>
-      <w:r>
-        <w:t xml:space="preserve"> </w:t>
-      </w:r>
-      <w:r>
-        <w:t>the observer</w:t>
-      </w:r>
-      <w:r>
-        <w:t xml:space="preserve"> unless </w:t>
-      </w:r>
-      <w:r>
-        <w:t xml:space="preserve">both </w:t>
-      </w:r>
-      <w:r>
-        <w:t>I</w:t>
-      </w:r>
-      <w:r>
-        <w:t xml:space="preserve">dea and </w:t>
-      </w:r>
-      <w:r>
-        <w:rPr>
-          <w:i/>
-        </w:rPr>
-        <w:t>derivative</w:t>
-      </w:r>
-      <w:r>
-        <w:rPr>
-          <w:i/>
-        </w:rPr>
-        <w:t xml:space="preserve"> </w:t>
-      </w:r>
-      <w:r>
-        <w:rPr>
-          <w:i/>
-        </w:rPr>
-        <w:t>I</w:t>
-      </w:r>
-      <w:r>
-        <w:rPr>
-          <w:i/>
-        </w:rPr>
-        <w:t xml:space="preserve">dea </w:t>
-      </w:r>
-      <w:r>
-        <w:t xml:space="preserve">exist adequately, and there </w:t>
-      </w:r>
-      <w:r>
-        <w:t>exists the fact that some I</w:t>
-      </w:r>
-      <w:r>
-        <w:t xml:space="preserve">deas </w:t>
-      </w:r>
-      <w:r>
-        <w:t>that</w:t>
-      </w:r>
-      <w:r>
-        <w:t xml:space="preserve"> Hegel </w:t>
-      </w:r>
-      <w:r>
-        <w:t xml:space="preserve">mentioned are </w:t>
-      </w:r>
-      <w:r>
-        <w:t>derivative</w:t>
-      </w:r>
-      <w:r>
-        <w:t xml:space="preserve"> </w:t>
-      </w:r>
-      <w:r>
-        <w:t>I</w:t>
-      </w:r>
-      <w:r>
-        <w:t>deas</w:t>
-      </w:r>
-      <w:r>
-        <w:t xml:space="preserve"> which are </w:t>
-      </w:r>
-      <w:r>
-        <w:t xml:space="preserve">generated </w:t>
-      </w:r>
-      <w:r>
-        <w:t>by human</w:t>
-      </w:r>
-      <w:r>
-        <w:t xml:space="preserve">. So what is the speculation of </w:t>
-      </w:r>
-      <w:r>
-        <w:t xml:space="preserve">a </w:t>
-      </w:r>
-      <w:r>
-        <w:t>derivative</w:t>
-      </w:r>
-      <w:r>
-        <w:t xml:space="preserve"> </w:t>
-      </w:r>
-      <w:r>
-        <w:t>I</w:t>
-      </w:r>
-      <w:r>
-        <w:t xml:space="preserve">dea? It must </w:t>
-      </w:r>
-      <w:r>
-        <w:t>recall</w:t>
-      </w:r>
-      <w:r>
-        <w:t xml:space="preserve"> the </w:t>
-      </w:r>
-      <w:r>
-        <w:t xml:space="preserve">aforementioned </w:t>
-      </w:r>
-      <w:r>
-        <w:t>cunning</w:t>
-      </w:r>
-      <w:r>
-        <w:t xml:space="preserve"> of reason, </w:t>
-      </w:r>
-      <w:r>
-        <w:t>a</w:t>
-      </w:r>
-      <w:r>
-        <w:t xml:space="preserve"> </w:t>
-      </w:r>
-      <w:r>
-        <w:t>derivative</w:t>
-      </w:r>
-      <w:r>
-        <w:t xml:space="preserve"> </w:t>
-      </w:r>
-      <w:r>
-        <w:t>I</w:t>
-      </w:r>
-      <w:r>
-        <w:t xml:space="preserve">dea also realizes itself through </w:t>
-      </w:r>
-      <w:r>
-        <w:t>hu</w:t>
-      </w:r>
-      <w:r>
-        <w:t xml:space="preserve">man, by the creator as well as the recipient. The next question: </w:t>
-      </w:r>
-      <w:r>
-        <w:t>C</w:t>
-      </w:r>
-      <w:r>
-        <w:t xml:space="preserve">an </w:t>
-      </w:r>
-      <w:r>
-        <w:t>an</w:t>
-      </w:r>
-      <w:r>
-        <w:t xml:space="preserve"> </w:t>
-      </w:r>
-      <w:r>
-        <w:t>I</w:t>
-      </w:r>
-      <w:r>
-        <w:t xml:space="preserve">dea realize itself through the filter of another </w:t>
-      </w:r>
-      <w:r>
-        <w:t>I</w:t>
-      </w:r>
-      <w:r>
-        <w:t xml:space="preserve">dea that is not </w:t>
-      </w:r>
-      <w:r>
-        <w:t>I</w:t>
-      </w:r>
-      <w:r>
-        <w:t>dea</w:t>
-      </w:r>
-      <w:r>
-        <w:t xml:space="preserve"> “human”</w:t>
-      </w:r>
-      <w:r>
-        <w:t xml:space="preserve">? This question is so vague </w:t>
-      </w:r>
-      <w:r>
-        <w:t>that</w:t>
-      </w:r>
-      <w:r>
-        <w:t xml:space="preserve"> </w:t>
-      </w:r>
-      <w:r>
-        <w:t xml:space="preserve">it is </w:t>
-      </w:r>
-      <w:r>
-        <w:t>almost absurd unless one admits that everything is true/truly true and nothing is true/truly true, which almost co</w:t>
-      </w:r>
-      <w:r>
-        <w:t xml:space="preserve">ntradicts the </w:t>
-      </w:r>
-      <w:r>
-        <w:t>adequateness</w:t>
-      </w:r>
-      <w:r>
-        <w:t xml:space="preserve"> of Hegel’</w:t>
-      </w:r>
-      <w:r>
-        <w:t xml:space="preserve">s </w:t>
-      </w:r>
-      <w:r>
-        <w:t>I</w:t>
-      </w:r>
-      <w:r>
-        <w:t xml:space="preserve">dea. So is there no need for the </w:t>
-      </w:r>
-      <w:r>
-        <w:t>adequateness</w:t>
-      </w:r>
-      <w:r>
-        <w:t xml:space="preserve"> of </w:t>
-      </w:r>
-      <w:r>
-        <w:t>I</w:t>
-      </w:r>
-      <w:r>
-        <w:t xml:space="preserve">dea? Note that the question “how to know </w:t>
-      </w:r>
-      <w:r>
-        <w:t xml:space="preserve">the </w:t>
-      </w:r>
-      <w:r>
-        <w:t>in-itself</w:t>
-      </w:r>
-      <w:r>
-        <w:rPr>
-          <w:i/>
-        </w:rPr>
-        <w:t xml:space="preserve"> </w:t>
-      </w:r>
-      <w:r>
-        <w:t xml:space="preserve">and the </w:t>
-      </w:r>
-      <w:r>
-        <w:t>for-itself</w:t>
-      </w:r>
-      <w:r>
-        <w:t xml:space="preserve">” is </w:t>
-      </w:r>
-      <w:r>
-        <w:t>viciously circular</w:t>
-      </w:r>
-      <w:r>
-        <w:t xml:space="preserve"> but has brought up the problem of </w:t>
-      </w:r>
-      <w:r>
-        <w:t>observers</w:t>
-      </w:r>
-      <w:r>
-        <w:t xml:space="preserve"> </w:t>
-      </w:r>
-      <w:r>
-        <w:t xml:space="preserve">(some subjects have the role of observation) </w:t>
-      </w:r>
-      <w:r>
-        <w:t>just mentioned.</w:t>
+        <w:t xml:space="preserve"> just mentioned.</w:t>
       </w:r>
     </w:p>
     <w:p>
@@ -1985,7 +2093,13 @@
         <w:t>I</w:t>
       </w:r>
       <w:r>
-        <w:t xml:space="preserve">dea realizes itself through the so-called </w:t>
+        <w:t xml:space="preserve">dea </w:t>
+      </w:r>
+      <w:r>
+        <w:t>actualizes</w:t>
+      </w:r>
+      <w:r>
+        <w:t xml:space="preserve"> itself through the so-called </w:t>
       </w:r>
       <w:r>
         <w:t>cunning</w:t>
@@ -2018,7 +2132,16 @@
         <w:t xml:space="preserve">other Ideas) </w:t>
       </w:r>
       <w:r>
-        <w:t xml:space="preserve">through the motivations of others to realize itself </w:t>
+        <w:t xml:space="preserve">through the motivations of others to </w:t>
+      </w:r>
+      <w:r>
+        <w:t>actualize</w:t>
+      </w:r>
+      <w:r>
+        <w:t xml:space="preserve"> </w:t>
+      </w:r>
+      <w:r>
+        <w:t xml:space="preserve">itself </w:t>
       </w:r>
       <w:r>
         <w:t>–</w:t>
@@ -2039,7 +2162,19 @@
         <w:t>dea is the one who is active</w:t>
       </w:r>
       <w:r>
-        <w:t xml:space="preserve"> in realization process</w:t>
+        <w:t xml:space="preserve"> in </w:t>
+      </w:r>
+      <w:r>
+        <w:t xml:space="preserve">the </w:t>
+      </w:r>
+      <w:r>
+        <w:t>actualiz</w:t>
+      </w:r>
+      <w:r>
+        <w:t xml:space="preserve">ation </w:t>
+      </w:r>
+      <w:r>
+        <w:t>process</w:t>
       </w:r>
       <w:r>
         <w:t xml:space="preserve">, this further affirms that objective spirit is transcendental reason and of course objective spirit exists eternally. Thus, </w:t>
@@ -2054,10 +2189,19 @@
         <w:t xml:space="preserve">the </w:t>
       </w:r>
       <w:r>
-        <w:t>truth is the concepts “rediscovered” by human as original principles</w:t>
-      </w:r>
-      <w:r>
-        <w:t>/Ideas</w:t>
+        <w:t xml:space="preserve">truth is the </w:t>
+      </w:r>
+      <w:r>
+        <w:t>concepts</w:t>
+      </w:r>
+      <w:r>
+        <w:t xml:space="preserve"> “rediscovered” by human as original principles</w:t>
+      </w:r>
+      <w:r>
+        <w:t>/</w:t>
+      </w:r>
+      <w:r>
+        <w:t>concepts</w:t>
       </w:r>
       <w:r>
         <w:t xml:space="preserve"> (self-actualized truth</w:t>
@@ -2069,7 +2213,13 @@
         <w:t xml:space="preserve">(not totally true) </w:t>
       </w:r>
       <w:r>
-        <w:t xml:space="preserve">because there are infinite original principles/concepts. In the second part “what is real is rational”, Hegel wants to refer to </w:t>
+        <w:t>because there are infinite original principles/</w:t>
+      </w:r>
+      <w:r>
+        <w:t>Ideas</w:t>
+      </w:r>
+      <w:r>
+        <w:t xml:space="preserve">. In the second part “what is real is rational”, Hegel wants to refer to </w:t>
       </w:r>
       <w:r>
         <w:t xml:space="preserve">the </w:t>
@@ -2111,7 +2261,7 @@
         <w:t xml:space="preserve">the </w:t>
       </w:r>
       <w:r>
-        <w:t xml:space="preserve">true reality by the moment of concentration. After all, </w:t>
+        <w:t xml:space="preserve">true reality by moment of concentration. After all, </w:t>
       </w:r>
       <w:r>
         <w:t xml:space="preserve">the </w:t>
@@ -2228,13 +2378,13 @@
         <w:t>adequate</w:t>
       </w:r>
       <w:r>
-        <w:t xml:space="preserve">, but the </w:t>
+        <w:t xml:space="preserve">, but </w:t>
       </w:r>
       <w:r>
         <w:t>cunning</w:t>
       </w:r>
       <w:r>
-        <w:t xml:space="preserve"> of reason must go through the passions and motivations of others (the </w:t>
+        <w:t xml:space="preserve"> of reason must go through passions and motivations of others (</w:t>
       </w:r>
       <w:r>
         <w:t>cunning</w:t>
@@ -2306,7 +2456,11 @@
         <w:t>I</w:t>
       </w:r>
       <w:r>
-        <w:t xml:space="preserve">dea that humans </w:t>
+        <w:t xml:space="preserve">dea that </w:t>
+      </w:r>
+      <w:r>
+        <w:lastRenderedPageBreak/>
+        <w:t xml:space="preserve">humans </w:t>
       </w:r>
       <w:r>
         <w:t>set comparison/correlation</w:t>
@@ -2318,11 +2472,7 @@
         <w:t xml:space="preserve"> (perception)</w:t>
       </w:r>
       <w:r>
-        <w:t xml:space="preserve">. Therefore, I would </w:t>
-      </w:r>
-      <w:r>
-        <w:lastRenderedPageBreak/>
-        <w:t xml:space="preserve">like to propose that if a derivative </w:t>
+        <w:t xml:space="preserve">. Therefore, I would like to propose that if a derivative </w:t>
       </w:r>
       <w:r>
         <w:t>I</w:t>
@@ -2346,7 +2496,7 @@
         <w:t>adequateness</w:t>
       </w:r>
       <w:r>
-        <w:t xml:space="preserve"> or falseness, </w:t>
+        <w:t xml:space="preserve">, </w:t>
       </w:r>
       <w:r>
         <w:t xml:space="preserve">or possibly, </w:t>
@@ -2373,7 +2523,13 @@
         <w:t xml:space="preserve">the </w:t>
       </w:r>
       <w:r>
-        <w:t xml:space="preserve">falsehood. Therefore, dualism should be avoided to avoid endless loops, or in the words of pragmatic philosophy, “truth is the most effective way of explaining reality </w:t>
+        <w:t>falsehood. Therefore, dualism should b</w:t>
+      </w:r>
+      <w:r>
+        <w:t>e avoided to avoid endless loop</w:t>
+      </w:r>
+      <w:r>
+        <w:t xml:space="preserve">, or in the words of pragmatic philosophy, “truth is the most effective way of explaining reality </w:t>
       </w:r>
       <w:r>
         <w:t xml:space="preserve">for </w:t>
@@ -2643,7 +2799,13 @@
         </w:sdtContent>
       </w:sdt>
       <w:r>
-        <w:t xml:space="preserve">. I also mentioned the falsity of language in another study </w:t>
+        <w:t xml:space="preserve">. I also mentioned the falsity </w:t>
+      </w:r>
+      <w:r>
+        <w:t xml:space="preserve">(false appearance) </w:t>
+      </w:r>
+      <w:r>
+        <w:t xml:space="preserve">of language in another study </w:t>
       </w:r>
       <w:sdt>
         <w:sdtPr>
@@ -2665,7 +2827,7 @@
             <w:rPr>
               <w:noProof/>
             </w:rPr>
-            <w:t>(Nguyen, Tàng thức và phân tâm học, 2020)</w:t>
+            <w:t>(Nguyen L. , Tàng thức và phân tâm học, 2020)</w:t>
           </w:r>
           <w:r>
             <w:fldChar w:fldCharType="end"/>
@@ -2695,7 +2857,7 @@
             <w:rPr>
               <w:noProof/>
             </w:rPr>
-            <w:t>(Nguyen, Trí tuệ luận, 2023)</w:t>
+            <w:t>(Nguyen L. , Trí tuệ luận, 2023)</w:t>
           </w:r>
           <w:r>
             <w:fldChar w:fldCharType="end"/>
@@ -2718,7 +2880,7 @@
         <w:t xml:space="preserve">Idea in </w:t>
       </w:r>
       <w:r>
-        <w:t>jurisprudence</w:t>
+        <w:t>philosophy of law</w:t>
       </w:r>
       <w:r>
         <w:t xml:space="preserve"> </w:t>
@@ -2746,7 +2908,7 @@
             <w:rPr>
               <w:noProof/>
             </w:rPr>
-            <w:t xml:space="preserve"> (Hegel &amp; Bùi, 1970, p. 104)</w:t>
+            <w:t>(Hegel &amp; Bùi, 1970, p. 104)</w:t>
           </w:r>
           <w:r>
             <w:fldChar w:fldCharType="end"/>
@@ -2781,7 +2943,7 @@
         <w:t xml:space="preserve">”, as well as so that positive law with the system of state law is the most effective way to explain reality in </w:t>
       </w:r>
       <w:r>
-        <w:t>jurisprudence</w:t>
+        <w:t>philosophy of law</w:t>
       </w:r>
       <w:r>
         <w:t>, according to pragmatism. If referring to pragmatism, rationality can be understood as usefulness.</w:t>
@@ -2804,7 +2966,13 @@
         <w:t xml:space="preserve"> </w:t>
       </w:r>
       <w:r>
-        <w:t xml:space="preserve">derivative concepts from </w:t>
+        <w:t xml:space="preserve">derivative </w:t>
+      </w:r>
+      <w:r>
+        <w:t>Ideas</w:t>
+      </w:r>
+      <w:r>
+        <w:t xml:space="preserve"> from </w:t>
       </w:r>
       <w:r>
         <w:t xml:space="preserve">setting </w:t>
@@ -2840,7 +3008,13 @@
         <w:t>’</w:t>
       </w:r>
       <w:r>
-        <w:t xml:space="preserve">s derivative concept is also reality. Looking at it another way, not referring to the biochemical reaction but </w:t>
+        <w:t xml:space="preserve">s derivative </w:t>
+      </w:r>
+      <w:r>
+        <w:t>Idea</w:t>
+      </w:r>
+      <w:r>
+        <w:t xml:space="preserve"> is also reality. Looking at it another way, not referring to the biochemical reaction but </w:t>
       </w:r>
       <w:r>
         <w:t xml:space="preserve">referring to </w:t>
@@ -2952,7 +3126,7 @@
             <w:rPr>
               <w:noProof/>
             </w:rPr>
-            <w:t>(Nguyen, Tàng thức và phân tâm học, 2020)</w:t>
+            <w:t>(Nguyen L. , Tàng thức và phân tâm học, 2020)</w:t>
           </w:r>
           <w:r>
             <w:fldChar w:fldCharType="end"/>
@@ -3331,7 +3505,13 @@
         <w:t>willpower</w:t>
       </w:r>
       <w:r>
-        <w:t xml:space="preserve"> is also the justification for existence</w:t>
+        <w:t xml:space="preserve"> is also the </w:t>
+      </w:r>
+      <w:r>
+        <w:rPr>
+          <w:i/>
+        </w:rPr>
+        <w:t>justification for existence</w:t>
       </w:r>
       <w:r>
         <w:t xml:space="preserve"> called </w:t>
@@ -3343,7 +3523,91 @@
         <w:t>existence justification</w:t>
       </w:r>
       <w:r>
-        <w:t xml:space="preserve">. Hegel </w:t>
+        <w:t xml:space="preserve">. </w:t>
+      </w:r>
+      <w:r>
+        <w:t xml:space="preserve">Note, although the term “existence justification” occurs many times in this research, it is a </w:t>
+      </w:r>
+      <w:r>
+        <w:t xml:space="preserve">slightly </w:t>
+      </w:r>
+      <w:r>
+        <w:t xml:space="preserve">complicated term, so readers can understand </w:t>
+      </w:r>
+      <w:r>
+        <w:t xml:space="preserve">that </w:t>
+      </w:r>
+      <w:bookmarkStart w:id="0" w:name="_GoBack"/>
+      <w:bookmarkEnd w:id="0"/>
+      <w:r>
+        <w:t xml:space="preserve">it implies justification for existence, argument of existence, reason of existence, purpose of existence of </w:t>
+      </w:r>
+      <w:r>
+        <w:t>a</w:t>
+      </w:r>
+      <w:r>
+        <w:t>n</w:t>
+      </w:r>
+      <w:r>
+        <w:t xml:space="preserve"> </w:t>
+      </w:r>
+      <w:r>
+        <w:t>entity</w:t>
+      </w:r>
+      <w:r>
+        <w:t xml:space="preserve">, and aspiration of </w:t>
+      </w:r>
+      <w:r>
+        <w:t>a</w:t>
+      </w:r>
+      <w:r>
+        <w:t>n</w:t>
+      </w:r>
+      <w:r>
+        <w:t xml:space="preserve"> </w:t>
+      </w:r>
+      <w:r>
+        <w:t>entity</w:t>
+      </w:r>
+      <w:r>
+        <w:t xml:space="preserve"> to be existent. </w:t>
+      </w:r>
+      <w:r>
+        <w:t xml:space="preserve">Moreover, although </w:t>
+      </w:r>
+      <w:r>
+        <w:t>existence justification</w:t>
+      </w:r>
+      <w:r>
+        <w:t xml:space="preserve"> </w:t>
+      </w:r>
+      <w:r>
+        <w:t>is</w:t>
+      </w:r>
+      <w:r>
+        <w:t xml:space="preserve"> considered </w:t>
+      </w:r>
+      <w:r>
+        <w:lastRenderedPageBreak/>
+        <w:t xml:space="preserve">as willpower, it can </w:t>
+      </w:r>
+      <w:r>
+        <w:t xml:space="preserve">also </w:t>
+      </w:r>
+      <w:r>
+        <w:t>be considered as motivation of willpower</w:t>
+      </w:r>
+      <w:r>
+        <w:t>, and so, it is the right preceding one of willpower but is not different from willpower</w:t>
+      </w:r>
+      <w:r>
+        <w:t xml:space="preserve">. </w:t>
+      </w:r>
+      <w:r>
+        <w:t xml:space="preserve">In other words, existence justification is the essence of willpower. </w:t>
+      </w:r>
+      <w:r>
+        <w:t xml:space="preserve">Hegel </w:t>
       </w:r>
       <w:sdt>
         <w:sdtPr>
@@ -3382,7 +3646,19 @@
         <w:t>d</w:t>
       </w:r>
       <w:r>
-        <w:t xml:space="preserve"> that state law is the kingdom of realized freedom, so of course state law is formed by </w:t>
+        <w:t xml:space="preserve"> that state law is the </w:t>
+      </w:r>
+      <w:r>
+        <w:t xml:space="preserve">“kingdom of </w:t>
+      </w:r>
+      <w:r>
+        <w:t>freedom</w:t>
+      </w:r>
+      <w:r>
+        <w:t>” which was realized</w:t>
+      </w:r>
+      <w:r>
+        <w:t xml:space="preserve">, so of course state law is formed by </w:t>
       </w:r>
       <w:r>
         <w:t>willpower</w:t>
@@ -3451,11 +3727,7 @@
         <w:t>actualization</w:t>
       </w:r>
       <w:r>
-        <w:t xml:space="preserve"> like karma in Buddhism, so the </w:t>
-      </w:r>
-      <w:r>
-        <w:lastRenderedPageBreak/>
-        <w:t xml:space="preserve">correct interpretation of the </w:t>
+        <w:t xml:space="preserve"> like karma in Buddhism, so the correct interpretation of </w:t>
       </w:r>
       <w:r>
         <w:t>cunning of reason</w:t>
@@ -3578,7 +3850,13 @@
         <w:t xml:space="preserve">dea </w:t>
       </w:r>
       <w:r>
-        <w:t xml:space="preserve">about the fact that the Idea or its free will is </w:t>
+        <w:t>about the fact that the Idea or its will</w:t>
+      </w:r>
+      <w:r>
+        <w:t>power</w:t>
+      </w:r>
+      <w:r>
+        <w:t xml:space="preserve"> is </w:t>
       </w:r>
       <w:r>
         <w:t xml:space="preserve">justifying </w:t>
@@ -3623,7 +3901,7 @@
         <w:t xml:space="preserve">so </w:t>
       </w:r>
       <w:r>
-        <w:t xml:space="preserve">the justification of the </w:t>
+        <w:t xml:space="preserve">the justification of </w:t>
       </w:r>
       <w:r>
         <w:t>willpowers</w:t>
@@ -3673,7 +3951,7 @@
       </w:r>
       <w:proofErr w:type="spellEnd"/>
       <w:r>
-        <w:t xml:space="preserve"> in German. Therefore, if there is any loophole in the </w:t>
+        <w:t xml:space="preserve"> in German. Therefore, if there is any loophole in </w:t>
       </w:r>
       <w:r>
         <w:t>cunning</w:t>
@@ -3694,19 +3972,28 @@
         <w:t xml:space="preserve">loophole </w:t>
       </w:r>
       <w:r>
-        <w:t xml:space="preserve">is not to mention the intentional encounter among the myriad of unintentional </w:t>
+        <w:t xml:space="preserve">has been </w:t>
+      </w:r>
+      <w:r>
+        <w:t xml:space="preserve">not to mention the intentional encounter among </w:t>
+      </w:r>
+      <w:r>
+        <w:t>a</w:t>
+      </w:r>
+      <w:r>
+        <w:t xml:space="preserve"> myriad of unintentional </w:t>
       </w:r>
       <w:r>
         <w:t>events</w:t>
       </w:r>
       <w:r>
-        <w:t xml:space="preserve"> driven by willpower, in which the willpower of the </w:t>
-      </w:r>
-      <w:r>
-        <w:t>I</w:t>
-      </w:r>
-      <w:r>
-        <w:t xml:space="preserve">dea and the willpower of others are both </w:t>
+        <w:t xml:space="preserve"> driven by willpower, in which willpower of the </w:t>
+      </w:r>
+      <w:r>
+        <w:t>I</w:t>
+      </w:r>
+      <w:r>
+        <w:t xml:space="preserve">dea and willpower of others are both </w:t>
       </w:r>
       <w:r>
         <w:t>existence justifications</w:t>
@@ -4005,7 +4292,7 @@
             <w:rPr>
               <w:noProof/>
             </w:rPr>
-            <w:t>(Nguyen, Tàng thức và phân tâm học, 2020)</w:t>
+            <w:t>(Nguyen L. , Tàng thức và phân tâm học, 2020)</w:t>
           </w:r>
           <w:r>
             <w:fldChar w:fldCharType="end"/>
@@ -4031,7 +4318,13 @@
         <w:t>I</w:t>
       </w:r>
       <w:r>
-        <w:t xml:space="preserve">dea cannot be known (does not exist) without </w:t>
+        <w:t xml:space="preserve">dea </w:t>
+      </w:r>
+      <w:r>
+        <w:t xml:space="preserve">that </w:t>
+      </w:r>
+      <w:r>
+        <w:t xml:space="preserve">cannot be known (does not exist) without </w:t>
       </w:r>
       <w:r>
         <w:t xml:space="preserve">interference – </w:t>
@@ -4246,19 +4539,25 @@
         <w:t xml:space="preserve"> too</w:t>
       </w:r>
       <w:r>
-        <w:t xml:space="preserve">. Hegel leans towards the general </w:t>
-      </w:r>
-      <w:r>
-        <w:t>I</w:t>
-      </w:r>
-      <w:r>
-        <w:t xml:space="preserve">dea, the abstract </w:t>
-      </w:r>
-      <w:r>
-        <w:t>I</w:t>
-      </w:r>
-      <w:r>
-        <w:t>dea in the historical-social dialectic when history &amp; society is the second natural world created by the spirit</w:t>
+        <w:t xml:space="preserve">. Hegel leans towards general </w:t>
+      </w:r>
+      <w:r>
+        <w:t>I</w:t>
+      </w:r>
+      <w:r>
+        <w:t xml:space="preserve">dea, abstract </w:t>
+      </w:r>
+      <w:r>
+        <w:t>I</w:t>
+      </w:r>
+      <w:r>
+        <w:t>dea in historical-social dialectic</w:t>
+      </w:r>
+      <w:r>
+        <w:t>s</w:t>
+      </w:r>
+      <w:r>
+        <w:t xml:space="preserve"> when history &amp; society is the second natural world created by the spirit</w:t>
       </w:r>
       <w:r>
         <w:t>;</w:t>
@@ -4351,7 +4650,11 @@
         <w:t xml:space="preserve">at </w:t>
       </w:r>
       <w:r>
-        <w:t xml:space="preserve">locations A, B, C is assumed to be the same, but after pruning a leaf of tree A, tree A will be different from tree B and tree C, although tree A is still the tree at location A, but the axiom </w:t>
+        <w:t xml:space="preserve">locations A, B, C is assumed to be the same, but after pruning a leaf of tree A, tree A will be different from tree B and tree C, although tree A </w:t>
+      </w:r>
+      <w:r>
+        <w:lastRenderedPageBreak/>
+        <w:t xml:space="preserve">is still the tree at location A, but the axiom </w:t>
       </w:r>
       <w:r>
         <w:t>“</w:t>
@@ -4413,814 +4716,877 @@
         <w:ind w:firstLine="360"/>
       </w:pPr>
       <w:r>
+        <w:t>Tree A (</w:t>
+      </w:r>
+      <w:r>
+        <w:t xml:space="preserve">existence </w:t>
+      </w:r>
+      <w:r>
+        <w:t xml:space="preserve">justification A) that </w:t>
+      </w:r>
+      <w:r>
+        <w:t>I</w:t>
+      </w:r>
+      <w:r>
+        <w:t xml:space="preserve"> see at a specific location and </w:t>
+      </w:r>
+      <w:r>
+        <w:t xml:space="preserve">a </w:t>
+      </w:r>
+      <w:r>
+        <w:t xml:space="preserve">specific time is the result of self-actualization with countless other </w:t>
+      </w:r>
+      <w:r>
+        <w:t xml:space="preserve">existence </w:t>
+      </w:r>
+      <w:r>
+        <w:t xml:space="preserve">justifications including </w:t>
+      </w:r>
+      <w:r>
+        <w:t>me</w:t>
+      </w:r>
+      <w:r>
+        <w:t xml:space="preserve">, so </w:t>
+      </w:r>
+      <w:r>
+        <w:t>I</w:t>
+      </w:r>
+      <w:r>
+        <w:t xml:space="preserve"> consider tree A as </w:t>
+      </w:r>
+      <w:r>
+        <w:t>“</w:t>
+      </w:r>
+      <w:r>
+        <w:t>real</w:t>
+      </w:r>
+      <w:r>
+        <w:t>”</w:t>
+      </w:r>
+      <w:r>
+        <w:t xml:space="preserve"> </w:t>
+      </w:r>
+      <w:r>
+        <w:t xml:space="preserve">entity </w:t>
+      </w:r>
+      <w:r>
+        <w:t xml:space="preserve">entering </w:t>
+      </w:r>
+      <w:r>
+        <w:t>my</w:t>
+      </w:r>
+      <w:r>
+        <w:t xml:space="preserve"> bubble, but the bubble of tree A does not exist for </w:t>
+      </w:r>
+      <w:r>
+        <w:t>me</w:t>
+      </w:r>
+      <w:r>
+        <w:t xml:space="preserve">, because there is no concept of </w:t>
+      </w:r>
+      <w:r>
+        <w:t xml:space="preserve">the </w:t>
+      </w:r>
+      <w:r>
+        <w:t xml:space="preserve">bubble </w:t>
+      </w:r>
+      <w:r>
+        <w:t xml:space="preserve">of </w:t>
+      </w:r>
+      <w:r>
+        <w:t xml:space="preserve">tree A for </w:t>
+      </w:r>
+      <w:r>
+        <w:t>me</w:t>
+      </w:r>
+      <w:r>
+        <w:t xml:space="preserve">, just as </w:t>
+      </w:r>
+      <w:r>
+        <w:t>I</w:t>
+      </w:r>
+      <w:r>
+        <w:t xml:space="preserve"> do not know the concept of </w:t>
+      </w:r>
+      <w:r>
+        <w:t xml:space="preserve">the </w:t>
+      </w:r>
+      <w:r>
+        <w:t xml:space="preserve">bubble </w:t>
+      </w:r>
+      <w:r>
+        <w:t xml:space="preserve">of </w:t>
+      </w:r>
+      <w:r>
+        <w:t xml:space="preserve">tree A. A paradox arises: </w:t>
+      </w:r>
+      <w:r>
+        <w:t>I</w:t>
+      </w:r>
+      <w:r>
+        <w:t xml:space="preserve"> do not know tree A because </w:t>
+      </w:r>
+      <w:r>
+        <w:t>I</w:t>
+      </w:r>
+      <w:r>
+        <w:t xml:space="preserve"> cannot know bubble A, but </w:t>
+      </w:r>
+      <w:r>
+        <w:t>I</w:t>
+      </w:r>
+      <w:r>
+        <w:t xml:space="preserve"> clearly feel tree A </w:t>
+      </w:r>
+      <w:r>
+        <w:t>and clearly understand</w:t>
+      </w:r>
+      <w:r>
+        <w:t xml:space="preserve"> tree A because </w:t>
+      </w:r>
+      <w:r>
+        <w:t>I</w:t>
+      </w:r>
+      <w:r>
+        <w:t xml:space="preserve"> </w:t>
+      </w:r>
+      <w:r>
+        <w:t xml:space="preserve">am </w:t>
+      </w:r>
+      <w:r>
+        <w:t xml:space="preserve">the bubble and </w:t>
+      </w:r>
+      <w:r>
+        <w:t xml:space="preserve">I am </w:t>
+      </w:r>
+      <w:r>
+        <w:t xml:space="preserve">the world. Correspondingly, tree A also argues as </w:t>
+      </w:r>
+      <w:r>
+        <w:t>I</w:t>
+      </w:r>
+      <w:r>
+        <w:t xml:space="preserve"> have just argued with the assumption that tree A is real because </w:t>
+      </w:r>
+      <w:r>
+        <w:t>I</w:t>
+      </w:r>
+      <w:r>
+        <w:t xml:space="preserve"> also always assume that </w:t>
+      </w:r>
+      <w:r>
+        <w:t>I</w:t>
+      </w:r>
+      <w:r>
+        <w:t xml:space="preserve"> </w:t>
+      </w:r>
+      <w:r>
+        <w:t xml:space="preserve">am </w:t>
+      </w:r>
+      <w:r>
+        <w:t xml:space="preserve">real by </w:t>
+      </w:r>
+      <w:r>
+        <w:t>the</w:t>
+      </w:r>
+      <w:r>
+        <w:t xml:space="preserve"> will</w:t>
+      </w:r>
+      <w:r>
+        <w:t>power</w:t>
+      </w:r>
+      <w:r>
+        <w:t xml:space="preserve"> to justify </w:t>
+      </w:r>
+      <w:r>
+        <w:t>my</w:t>
+      </w:r>
+      <w:r>
+        <w:t xml:space="preserve"> own existence</w:t>
+      </w:r>
+      <w:r>
+        <w:t xml:space="preserve"> (existence justification)</w:t>
+      </w:r>
+      <w:r>
+        <w:t xml:space="preserve">, so tree A also considers itself real. Tree A for </w:t>
+      </w:r>
+      <w:r>
+        <w:t>me</w:t>
+      </w:r>
+      <w:r>
+        <w:t xml:space="preserve"> is the result of a meeting, a deliberate </w:t>
+      </w:r>
+      <w:r>
+        <w:t>interference between tree A</w:t>
+      </w:r>
+      <w:r>
+        <w:t xml:space="preserve"> with </w:t>
+      </w:r>
+      <w:r>
+        <w:t>my</w:t>
+      </w:r>
+      <w:r>
+        <w:t xml:space="preserve"> will</w:t>
+      </w:r>
+      <w:r>
+        <w:t>power</w:t>
+      </w:r>
+      <w:r>
+        <w:t xml:space="preserve"> and countless </w:t>
+      </w:r>
+      <w:r>
+        <w:t xml:space="preserve">objects (Ideas) </w:t>
+      </w:r>
+      <w:r>
+        <w:t xml:space="preserve">in a way that never overlaps in </w:t>
+      </w:r>
+      <w:r>
+        <w:t xml:space="preserve">countless </w:t>
+      </w:r>
+      <w:r>
+        <w:t xml:space="preserve">random events, </w:t>
+      </w:r>
+      <w:r>
+        <w:t xml:space="preserve">which is </w:t>
+      </w:r>
+      <w:r>
+        <w:t xml:space="preserve">not the entity A </w:t>
+      </w:r>
+      <w:r>
+        <w:t>about which</w:t>
+      </w:r>
+      <w:r>
+        <w:t xml:space="preserve"> </w:t>
+      </w:r>
+      <w:r>
+        <w:t>I</w:t>
+      </w:r>
+      <w:r>
+        <w:t xml:space="preserve"> usually think </w:t>
+      </w:r>
+      <w:r>
+        <w:t xml:space="preserve">by usual way </w:t>
+      </w:r>
+      <w:r>
+        <w:t xml:space="preserve">and the entity A is explained by Hegel </w:t>
+      </w:r>
+      <w:r>
+        <w:t>as</w:t>
+      </w:r>
+      <w:r>
+        <w:t xml:space="preserve"> the self-actualization of tree A through </w:t>
+      </w:r>
+      <w:r>
+        <w:t>me</w:t>
+      </w:r>
+      <w:r>
+        <w:t xml:space="preserve"> and </w:t>
+      </w:r>
+      <w:r>
+        <w:t xml:space="preserve">as </w:t>
+      </w:r>
+      <w:r>
+        <w:t xml:space="preserve">the </w:t>
+      </w:r>
+      <w:r>
+        <w:t>I</w:t>
+      </w:r>
+      <w:r>
+        <w:t xml:space="preserve">dea A (tree A) entering </w:t>
+      </w:r>
+      <w:r>
+        <w:t>my</w:t>
+      </w:r>
+      <w:r>
+        <w:t xml:space="preserve"> bubble, at that moment, </w:t>
+      </w:r>
+      <w:r>
+        <w:t xml:space="preserve">that </w:t>
+      </w:r>
+      <w:r>
+        <w:t>is tree A. Therefore, let</w:t>
+      </w:r>
+      <w:r>
+        <w:t xml:space="preserve"> me</w:t>
+      </w:r>
+      <w:r>
+        <w:t xml:space="preserve"> assume that </w:t>
+      </w:r>
+      <w:r>
+        <w:t>I</w:t>
+      </w:r>
+      <w:r>
+        <w:t xml:space="preserve">deas exist outside of </w:t>
+      </w:r>
+      <w:r>
+        <w:t>me</w:t>
+      </w:r>
+      <w:r>
+        <w:t xml:space="preserve"> and their existence is assumed </w:t>
+      </w:r>
+      <w:r>
+        <w:t xml:space="preserve">in order </w:t>
+      </w:r>
+      <w:r>
+        <w:t xml:space="preserve">to understand the world and </w:t>
+      </w:r>
+      <w:r>
+        <w:t>study</w:t>
+      </w:r>
+      <w:r>
+        <w:t xml:space="preserve"> </w:t>
+      </w:r>
+      <w:r>
+        <w:t xml:space="preserve">in this </w:t>
+      </w:r>
+      <w:r>
+        <w:t>research</w:t>
+      </w:r>
+      <w:r>
+        <w:t xml:space="preserve">. Conventionally in this </w:t>
+      </w:r>
+      <w:r>
+        <w:t>research</w:t>
+      </w:r>
+      <w:r>
+        <w:t xml:space="preserve">, this assumption </w:t>
+      </w:r>
+      <w:r>
+        <w:t xml:space="preserve">of Ideas existence </w:t>
+      </w:r>
+      <w:r>
+        <w:t xml:space="preserve">creates </w:t>
+      </w:r>
+      <w:r>
+        <w:rPr>
+          <w:i/>
+        </w:rPr>
+        <w:t xml:space="preserve">other </w:t>
+      </w:r>
+      <w:r>
+        <w:t>(</w:t>
+      </w:r>
+      <w:r>
+        <w:rPr>
+          <w:i/>
+        </w:rPr>
+        <w:t>others</w:t>
+      </w:r>
+      <w:r>
+        <w:t>)</w:t>
+      </w:r>
+      <w:r>
+        <w:t xml:space="preserve">. </w:t>
+      </w:r>
+      <w:r>
+        <w:t>I</w:t>
+      </w:r>
+      <w:r>
+        <w:t xml:space="preserve"> contribute to creating tree A</w:t>
+      </w:r>
+      <w:r>
+        <w:t>,</w:t>
+      </w:r>
+      <w:r>
+        <w:t xml:space="preserve"> which is equivalent to </w:t>
+      </w:r>
+      <w:r>
+        <w:t xml:space="preserve">the fact that </w:t>
+      </w:r>
+      <w:r>
+        <w:t xml:space="preserve">tree A </w:t>
+      </w:r>
+      <w:r>
+        <w:t>is self-actualized</w:t>
+      </w:r>
+      <w:r>
+        <w:t xml:space="preserve"> through countless </w:t>
+      </w:r>
+      <w:r>
+        <w:t>I</w:t>
+      </w:r>
+      <w:r>
+        <w:t xml:space="preserve">deas including </w:t>
+      </w:r>
+      <w:r>
+        <w:t>me</w:t>
+      </w:r>
+      <w:r>
+        <w:t>,</w:t>
+      </w:r>
+      <w:r>
+        <w:t xml:space="preserve"> which is equivalent to </w:t>
+      </w:r>
+      <w:r>
+        <w:t xml:space="preserve">the fact that I interfered </w:t>
+      </w:r>
+      <w:r>
+        <w:t xml:space="preserve">with tree A and countless </w:t>
+      </w:r>
+      <w:r>
+        <w:t>I</w:t>
+      </w:r>
+      <w:r>
+        <w:t xml:space="preserve">deas </w:t>
+      </w:r>
+      <w:r>
+        <w:t>so that</w:t>
+      </w:r>
+      <w:r>
+        <w:t xml:space="preserve"> both </w:t>
+      </w:r>
+      <w:r>
+        <w:t xml:space="preserve">of I and tree A </w:t>
+      </w:r>
+      <w:r>
+        <w:t xml:space="preserve">reborn and create countless other </w:t>
+      </w:r>
+      <w:r>
+        <w:t>I</w:t>
+      </w:r>
+      <w:r>
+        <w:t>deas, so self</w:t>
+      </w:r>
+      <w:r>
+        <w:t>-actualization by Hegel’</w:t>
+      </w:r>
+      <w:r>
+        <w:t xml:space="preserve">s </w:t>
+      </w:r>
+      <w:r>
+        <w:t xml:space="preserve">cunning </w:t>
+      </w:r>
+      <w:r>
+        <w:t xml:space="preserve">of reason is </w:t>
+      </w:r>
+      <w:r>
+        <w:t>a way of</w:t>
+      </w:r>
+      <w:r>
+        <w:t xml:space="preserve"> explanation. Suppose tree A sheds a leaf before meeting </w:t>
+      </w:r>
+      <w:r>
+        <w:t>me</w:t>
+      </w:r>
+      <w:r>
+        <w:t xml:space="preserve"> and then </w:t>
+      </w:r>
+      <w:r>
+        <w:t>I</w:t>
+      </w:r>
+      <w:r>
+        <w:t xml:space="preserve"> naturally meet tree A without the fallen leaf, so did </w:t>
+      </w:r>
+      <w:r>
+        <w:t>I</w:t>
+      </w:r>
+      <w:r>
+        <w:t xml:space="preserve"> not create tree A when tree A sheds its </w:t>
+      </w:r>
+      <w:r>
+        <w:t>leaf</w:t>
+      </w:r>
+      <w:r>
+        <w:t xml:space="preserve">? This confusion is explained by the following two reasons: 1) “meeting” is a relative concept because </w:t>
+      </w:r>
+      <w:r>
+        <w:t>my</w:t>
+      </w:r>
+      <w:r>
+        <w:t xml:space="preserve"> bubble is the </w:t>
+      </w:r>
+      <w:r>
+        <w:t xml:space="preserve">entire </w:t>
+      </w:r>
+      <w:r>
+        <w:t xml:space="preserve">world with </w:t>
+      </w:r>
+      <w:r>
+        <w:t xml:space="preserve">my perception </w:t>
+      </w:r>
+      <w:r>
+        <w:t xml:space="preserve">that covers the world but </w:t>
+      </w:r>
+      <w:r>
+        <w:t>I</w:t>
+      </w:r>
+      <w:r>
+        <w:t xml:space="preserve"> do not </w:t>
+      </w:r>
+      <w:r>
+        <w:t>perceive/</w:t>
+      </w:r>
+      <w:r>
+        <w:t xml:space="preserve">feel </w:t>
+      </w:r>
+      <w:r>
+        <w:t xml:space="preserve">thoroughly </w:t>
+      </w:r>
+      <w:r>
+        <w:t xml:space="preserve">it, 2) tree A is continuously reborn and </w:t>
+      </w:r>
+      <w:r>
+        <w:t xml:space="preserve">the </w:t>
+      </w:r>
+      <w:r>
+        <w:t xml:space="preserve">tree A </w:t>
+      </w:r>
+      <w:r>
+        <w:t>that I</w:t>
+      </w:r>
+      <w:r>
+        <w:t xml:space="preserve"> meet after shedding its </w:t>
+      </w:r>
+      <w:r>
+        <w:t>leaf</w:t>
+      </w:r>
+      <w:r>
+        <w:t xml:space="preserve"> is not the previous tree A and </w:t>
+      </w:r>
+      <w:r>
+        <w:t>I</w:t>
+      </w:r>
+      <w:r>
+        <w:t xml:space="preserve"> do not need to know </w:t>
+      </w:r>
+      <w:r>
+        <w:t xml:space="preserve">exactly </w:t>
+      </w:r>
+      <w:r>
+        <w:t xml:space="preserve">tree A </w:t>
+      </w:r>
+      <w:r>
+        <w:t xml:space="preserve">at the exact time point </w:t>
+      </w:r>
+      <w:r>
+        <w:t>when</w:t>
+      </w:r>
+      <w:r>
+        <w:t xml:space="preserve"> </w:t>
+      </w:r>
+      <w:r>
+        <w:t xml:space="preserve">it </w:t>
+      </w:r>
+      <w:r>
+        <w:t xml:space="preserve">either </w:t>
+      </w:r>
+      <w:r>
+        <w:t xml:space="preserve">sheds </w:t>
+      </w:r>
+      <w:r>
+        <w:t xml:space="preserve">or doesn’t shed </w:t>
+      </w:r>
+      <w:r>
+        <w:t xml:space="preserve">its </w:t>
+      </w:r>
+      <w:r>
+        <w:t>leaf</w:t>
+      </w:r>
+      <w:r>
+        <w:t xml:space="preserve"> yet</w:t>
+      </w:r>
+      <w:r>
+        <w:t xml:space="preserve">. Tree A is continuously reborn, continuously different, but why does the </w:t>
+      </w:r>
+      <w:r>
+        <w:t>Idea</w:t>
+      </w:r>
+      <w:r>
+        <w:t xml:space="preserve"> A still </w:t>
+      </w:r>
+      <w:r>
+        <w:t>has</w:t>
+      </w:r>
+      <w:r>
+        <w:t xml:space="preserve"> the name A? It is possible that </w:t>
+      </w:r>
+      <w:r>
+        <w:t xml:space="preserve">the mapped attribute set of A has not changed </w:t>
+      </w:r>
+      <w:r>
+        <w:t xml:space="preserve">much </w:t>
+      </w:r>
+      <w:r>
+        <w:t xml:space="preserve">enough for </w:t>
+      </w:r>
+      <w:r>
+        <w:t>me</w:t>
+      </w:r>
+      <w:r>
+        <w:t xml:space="preserve"> </w:t>
+      </w:r>
+      <w:r>
+        <w:t xml:space="preserve">to recognize </w:t>
+      </w:r>
+      <w:r>
+        <w:t>or perhaps this problem may r</w:t>
+      </w:r>
+      <w:r>
+        <w:t>elate to the unreality of time</w:t>
+      </w:r>
+      <w:r>
+        <w:t xml:space="preserve">, </w:t>
+      </w:r>
+      <w:r>
+        <w:t xml:space="preserve">so </w:t>
+      </w:r>
+      <w:r>
+        <w:t xml:space="preserve">tree A appears in many different forms at the same “time”, which cannot be mentioned in this research. In the case </w:t>
+      </w:r>
+      <w:r>
+        <w:t>that</w:t>
+      </w:r>
+      <w:r>
+        <w:t xml:space="preserve"> </w:t>
+      </w:r>
+      <w:r>
+        <w:t xml:space="preserve">I </w:t>
+      </w:r>
+      <w:r>
+        <w:t xml:space="preserve">create an abstract axiom B, even though it inherits </w:t>
+      </w:r>
+      <w:r>
+        <w:t>countless knowledge</w:t>
+      </w:r>
+      <w:r>
+        <w:t xml:space="preserve">, B is still new knowledge. </w:t>
+      </w:r>
+      <w:r>
+        <w:t>I</w:t>
+      </w:r>
+      <w:r>
+        <w:t xml:space="preserve"> think that B did not exist before, so the self-actualization is wrong with the assumption that there is no rediscovery of original </w:t>
+      </w:r>
+      <w:r>
+        <w:t>I</w:t>
+      </w:r>
+      <w:r>
+        <w:t>dea</w:t>
+      </w:r>
+      <w:r>
+        <w:t>s b</w:t>
+      </w:r>
+      <w:r>
+        <w:t xml:space="preserve">ut the key problem is that </w:t>
+      </w:r>
+      <w:r>
+        <w:t>I</w:t>
+      </w:r>
+      <w:r>
+        <w:t xml:space="preserve"> cannot know bubble B, so there is still an interference between B and </w:t>
+      </w:r>
+      <w:r>
+        <w:t>me</w:t>
+      </w:r>
+      <w:r>
+        <w:t xml:space="preserve"> where</w:t>
+      </w:r>
+      <w:r>
+        <w:t xml:space="preserve"> B </w:t>
+      </w:r>
+      <w:r>
+        <w:t xml:space="preserve">is </w:t>
+      </w:r>
+      <w:r>
+        <w:t xml:space="preserve">the assumption. Hegel alludes to this problem </w:t>
+      </w:r>
+      <w:r>
+        <w:t>by</w:t>
+      </w:r>
+      <w:r>
+        <w:t xml:space="preserve"> the </w:t>
+      </w:r>
+      <w:r>
+        <w:rPr>
+          <w:i/>
+        </w:rPr>
+        <w:t>posit</w:t>
+      </w:r>
+      <w:r>
+        <w:rPr>
+          <w:i/>
+        </w:rPr>
+        <w:t>ing</w:t>
+      </w:r>
+      <w:r>
+        <w:rPr>
+          <w:i/>
+        </w:rPr>
+        <w:t xml:space="preserve"> circle</w:t>
+      </w:r>
+      <w:r>
+        <w:t xml:space="preserve"> </w:t>
+      </w:r>
+      <w:r>
+        <w:t>(</w:t>
+      </w:r>
+      <w:r>
+        <w:rPr>
+          <w:i/>
+        </w:rPr>
+        <w:t>circle of determination</w:t>
+      </w:r>
+      <w:r>
+        <w:t xml:space="preserve">) </w:t>
+      </w:r>
+      <w:r>
+        <w:t xml:space="preserve">that will be mentioned later. In mathematics, </w:t>
+      </w:r>
+      <w:r>
+        <w:t>the</w:t>
+      </w:r>
+      <w:r>
+        <w:t xml:space="preserve"> nothing (</w:t>
+      </w:r>
+      <w:r>
+        <w:t xml:space="preserve">the </w:t>
+      </w:r>
+      <w:r>
+        <w:t>false</w:t>
+      </w:r>
+      <w:r>
+        <w:t>ness</w:t>
+      </w:r>
+      <w:r>
+        <w:t xml:space="preserve">) can lead to </w:t>
+      </w:r>
+      <w:r>
+        <w:t>the truth</w:t>
+      </w:r>
+      <w:r>
+        <w:t xml:space="preserve">, and the deduction that originates from nothing is always true. However, another explanation seems more reasonable, </w:t>
+      </w:r>
+      <w:r>
+        <w:t xml:space="preserve">which is that </w:t>
+      </w:r>
+      <w:r>
+        <w:t xml:space="preserve">B is the result of </w:t>
+      </w:r>
+      <w:r>
+        <w:t>my</w:t>
+      </w:r>
+      <w:r>
+        <w:t xml:space="preserve"> interference with the </w:t>
+      </w:r>
+      <w:r>
+        <w:t>Idea that immediately precedes</w:t>
+      </w:r>
+      <w:r>
+        <w:t xml:space="preserve"> B (</w:t>
+      </w:r>
+      <w:r>
+        <w:t>I</w:t>
+      </w:r>
+      <w:r>
+        <w:t xml:space="preserve"> </w:t>
+      </w:r>
+      <w:r>
+        <w:t>also may not know what precedes</w:t>
+      </w:r>
+      <w:r>
+        <w:t xml:space="preserve"> B) and countless other </w:t>
+      </w:r>
+      <w:r>
+        <w:t>I</w:t>
+      </w:r>
+      <w:r>
+        <w:t xml:space="preserve">deas, but this argument affirms the truth but does not reinforce the assertion of the untruth. Readers </w:t>
+      </w:r>
+      <w:r>
+        <w:t>may now</w:t>
+      </w:r>
+      <w:r>
+        <w:t xml:space="preserve"> feel that, simply, </w:t>
+      </w:r>
+      <w:r>
+        <w:t xml:space="preserve">the unknown (not knowing) </w:t>
+      </w:r>
+      <w:r>
+        <w:t xml:space="preserve">seems to not exist, but that </w:t>
+      </w:r>
+      <w:r>
+        <w:t>unknown</w:t>
+      </w:r>
+      <w:r>
+        <w:t xml:space="preserve"> is still not real because our perception in </w:t>
+      </w:r>
+      <w:r>
+        <w:t>my</w:t>
+      </w:r>
+      <w:r>
+        <w:t xml:space="preserve"> bubble is fragmented and very limited, even though </w:t>
+      </w:r>
+      <w:r>
+        <w:t>my</w:t>
+      </w:r>
+      <w:r>
+        <w:t xml:space="preserve"> bubble is the whole world. Simply, </w:t>
+      </w:r>
+      <w:r>
+        <w:rPr>
+          <w:i/>
+        </w:rPr>
+        <w:t>o</w:t>
+      </w:r>
+      <w:r>
+        <w:rPr>
+          <w:i/>
+        </w:rPr>
+        <w:t xml:space="preserve">nly I, </w:t>
+      </w:r>
+      <w:r>
+        <w:rPr>
+          <w:i/>
+        </w:rPr>
+        <w:t>as an Idea,</w:t>
+      </w:r>
+      <w:r>
+        <w:rPr>
+          <w:i/>
+        </w:rPr>
+        <w:t xml:space="preserve"> </w:t>
+      </w:r>
+      <w:r>
+        <w:rPr>
+          <w:i/>
+        </w:rPr>
+        <w:t>by mean</w:t>
+      </w:r>
+      <w:r>
+        <w:rPr>
+          <w:i/>
+        </w:rPr>
+        <w:t>s</w:t>
+      </w:r>
+      <w:r>
+        <w:rPr>
+          <w:i/>
+        </w:rPr>
+        <w:t xml:space="preserve"> of free will (willpower), justify my existence </w:t>
+      </w:r>
+      <w:r>
+        <w:rPr>
+          <w:i/>
+        </w:rPr>
+        <w:t xml:space="preserve">for </w:t>
+      </w:r>
+      <w:r>
+        <w:rPr>
+          <w:i/>
+        </w:rPr>
+        <w:t xml:space="preserve">myself </w:t>
+      </w:r>
+      <w:r>
+        <w:rPr>
+          <w:i/>
+        </w:rPr>
+        <w:t xml:space="preserve">and then transform such my existence justification into existence </w:t>
+      </w:r>
+      <w:r>
+        <w:rPr>
+          <w:i/>
+        </w:rPr>
         <w:lastRenderedPageBreak/>
-        <w:t>Tree A (</w:t>
-      </w:r>
-      <w:r>
-        <w:t xml:space="preserve">existence </w:t>
-      </w:r>
-      <w:r>
-        <w:t xml:space="preserve">justification A) that </w:t>
-      </w:r>
-      <w:r>
-        <w:t>I</w:t>
-      </w:r>
-      <w:r>
-        <w:t xml:space="preserve"> see at a specific location and </w:t>
-      </w:r>
-      <w:r>
-        <w:t xml:space="preserve">a </w:t>
-      </w:r>
-      <w:r>
-        <w:t xml:space="preserve">specific time is the result of self-actualization with countless other </w:t>
-      </w:r>
-      <w:r>
-        <w:t xml:space="preserve">existence </w:t>
-      </w:r>
-      <w:r>
-        <w:t xml:space="preserve">justifications including </w:t>
-      </w:r>
-      <w:r>
-        <w:t>me</w:t>
-      </w:r>
-      <w:r>
-        <w:t xml:space="preserve">, so </w:t>
-      </w:r>
-      <w:r>
-        <w:t>I</w:t>
-      </w:r>
-      <w:r>
-        <w:t xml:space="preserve"> consider tree A as </w:t>
-      </w:r>
-      <w:r>
-        <w:t>“</w:t>
-      </w:r>
-      <w:r>
-        <w:t>real</w:t>
-      </w:r>
-      <w:r>
-        <w:t>”</w:t>
-      </w:r>
-      <w:r>
-        <w:t xml:space="preserve"> </w:t>
-      </w:r>
-      <w:r>
-        <w:t xml:space="preserve">entity </w:t>
-      </w:r>
-      <w:r>
-        <w:t xml:space="preserve">entering </w:t>
-      </w:r>
-      <w:r>
-        <w:t>my</w:t>
-      </w:r>
-      <w:r>
-        <w:t xml:space="preserve"> bubble, but the bubble of tree A does not exist for </w:t>
-      </w:r>
-      <w:r>
-        <w:t>me</w:t>
-      </w:r>
-      <w:r>
-        <w:t xml:space="preserve">, because there is no concept of </w:t>
-      </w:r>
-      <w:r>
-        <w:t xml:space="preserve">the </w:t>
-      </w:r>
-      <w:r>
-        <w:t xml:space="preserve">bubble </w:t>
-      </w:r>
-      <w:r>
-        <w:t xml:space="preserve">of </w:t>
-      </w:r>
-      <w:r>
-        <w:t xml:space="preserve">tree A for </w:t>
-      </w:r>
-      <w:r>
-        <w:t>me</w:t>
-      </w:r>
-      <w:r>
-        <w:t xml:space="preserve">, just as </w:t>
-      </w:r>
-      <w:r>
-        <w:t>I</w:t>
-      </w:r>
-      <w:r>
-        <w:t xml:space="preserve"> do not know the concept of </w:t>
-      </w:r>
-      <w:r>
-        <w:t xml:space="preserve">the </w:t>
-      </w:r>
-      <w:r>
-        <w:t xml:space="preserve">bubble </w:t>
-      </w:r>
-      <w:r>
-        <w:t xml:space="preserve">of </w:t>
-      </w:r>
-      <w:r>
-        <w:t xml:space="preserve">tree A. A paradox arises: </w:t>
-      </w:r>
-      <w:r>
-        <w:t>I</w:t>
-      </w:r>
-      <w:r>
-        <w:t xml:space="preserve"> do not know tree A because </w:t>
-      </w:r>
-      <w:r>
-        <w:t>I</w:t>
-      </w:r>
-      <w:r>
-        <w:t xml:space="preserve"> cannot know bubble A, but </w:t>
-      </w:r>
-      <w:r>
-        <w:t>I</w:t>
-      </w:r>
-      <w:r>
-        <w:t xml:space="preserve"> clearly feel tree A </w:t>
-      </w:r>
-      <w:r>
-        <w:t>and clearly understand</w:t>
-      </w:r>
-      <w:r>
-        <w:t xml:space="preserve"> tree A because </w:t>
-      </w:r>
-      <w:r>
-        <w:t>I</w:t>
-      </w:r>
-      <w:r>
-        <w:t xml:space="preserve"> </w:t>
-      </w:r>
-      <w:r>
-        <w:t xml:space="preserve">am </w:t>
-      </w:r>
-      <w:r>
-        <w:t xml:space="preserve">the bubble and </w:t>
-      </w:r>
-      <w:r>
-        <w:t xml:space="preserve">I am </w:t>
-      </w:r>
-      <w:r>
-        <w:t xml:space="preserve">the world. Correspondingly, tree A also argues as </w:t>
-      </w:r>
-      <w:r>
-        <w:t>I</w:t>
-      </w:r>
-      <w:r>
-        <w:t xml:space="preserve"> have just argued with the assumption that tree A is real because </w:t>
-      </w:r>
-      <w:r>
-        <w:t>I</w:t>
-      </w:r>
-      <w:r>
-        <w:t xml:space="preserve"> also always assume that </w:t>
-      </w:r>
-      <w:r>
-        <w:t>I</w:t>
-      </w:r>
-      <w:r>
-        <w:t xml:space="preserve"> </w:t>
-      </w:r>
-      <w:r>
-        <w:t xml:space="preserve">am </w:t>
-      </w:r>
-      <w:r>
-        <w:t xml:space="preserve">real by </w:t>
-      </w:r>
-      <w:r>
-        <w:t>the</w:t>
-      </w:r>
-      <w:r>
-        <w:t xml:space="preserve"> will</w:t>
-      </w:r>
-      <w:r>
-        <w:t>power</w:t>
-      </w:r>
-      <w:r>
-        <w:t xml:space="preserve"> to justify </w:t>
-      </w:r>
-      <w:r>
-        <w:t>my</w:t>
-      </w:r>
-      <w:r>
-        <w:t xml:space="preserve"> own existence</w:t>
-      </w:r>
-      <w:r>
-        <w:t xml:space="preserve"> (existence justification)</w:t>
-      </w:r>
-      <w:r>
-        <w:t xml:space="preserve">, so tree A also considers itself real. Tree A for </w:t>
-      </w:r>
-      <w:r>
-        <w:t>me</w:t>
-      </w:r>
-      <w:r>
-        <w:t xml:space="preserve"> is the result of a meeting, a deliberate </w:t>
-      </w:r>
-      <w:r>
-        <w:t>interference between tree A</w:t>
-      </w:r>
-      <w:r>
-        <w:t xml:space="preserve"> with </w:t>
-      </w:r>
-      <w:r>
-        <w:t>my</w:t>
-      </w:r>
-      <w:r>
-        <w:t xml:space="preserve"> will</w:t>
-      </w:r>
-      <w:r>
-        <w:t>power</w:t>
-      </w:r>
-      <w:r>
-        <w:t xml:space="preserve"> and countless </w:t>
-      </w:r>
-      <w:r>
-        <w:t xml:space="preserve">objects (Ideas) </w:t>
-      </w:r>
-      <w:r>
-        <w:t xml:space="preserve">in a way that never overlaps in </w:t>
-      </w:r>
-      <w:r>
-        <w:t xml:space="preserve">countless </w:t>
-      </w:r>
-      <w:r>
-        <w:t xml:space="preserve">random events, </w:t>
-      </w:r>
-      <w:r>
-        <w:t xml:space="preserve">which is </w:t>
-      </w:r>
-      <w:r>
-        <w:t xml:space="preserve">not the entity A </w:t>
-      </w:r>
-      <w:r>
-        <w:t>about which</w:t>
-      </w:r>
-      <w:r>
-        <w:t xml:space="preserve"> </w:t>
-      </w:r>
-      <w:r>
-        <w:t>I</w:t>
-      </w:r>
-      <w:r>
-        <w:t xml:space="preserve"> usually think and the entity A is explained by Hegel </w:t>
-      </w:r>
-      <w:r>
-        <w:t>as</w:t>
-      </w:r>
-      <w:r>
-        <w:t xml:space="preserve"> the self-actualization of tree A through </w:t>
-      </w:r>
-      <w:r>
-        <w:t>me</w:t>
-      </w:r>
-      <w:r>
-        <w:t xml:space="preserve"> and </w:t>
-      </w:r>
-      <w:r>
-        <w:t xml:space="preserve">as </w:t>
-      </w:r>
-      <w:r>
-        <w:t xml:space="preserve">the </w:t>
-      </w:r>
-      <w:r>
-        <w:t>I</w:t>
-      </w:r>
-      <w:r>
-        <w:t xml:space="preserve">dea A (tree A) entering </w:t>
-      </w:r>
-      <w:r>
-        <w:t>my</w:t>
-      </w:r>
-      <w:r>
-        <w:t xml:space="preserve"> bubble, at that moment, </w:t>
-      </w:r>
-      <w:r>
-        <w:t xml:space="preserve">that </w:t>
-      </w:r>
-      <w:r>
-        <w:t>is tree A. Therefore, let</w:t>
-      </w:r>
-      <w:r>
-        <w:t xml:space="preserve"> me</w:t>
-      </w:r>
-      <w:r>
-        <w:t xml:space="preserve"> assume that </w:t>
-      </w:r>
-      <w:r>
-        <w:t>I</w:t>
-      </w:r>
-      <w:r>
-        <w:t xml:space="preserve">deas exist outside of </w:t>
-      </w:r>
-      <w:r>
-        <w:t>me</w:t>
-      </w:r>
-      <w:r>
-        <w:t xml:space="preserve"> and their existence is assumed to understand the world and </w:t>
-      </w:r>
-      <w:r>
-        <w:t xml:space="preserve">studied </w:t>
-      </w:r>
-      <w:r>
-        <w:t xml:space="preserve">in this </w:t>
-      </w:r>
-      <w:r>
-        <w:t>research</w:t>
-      </w:r>
-      <w:r>
-        <w:t xml:space="preserve">. Conventionally in this </w:t>
-      </w:r>
-      <w:r>
-        <w:t>research</w:t>
-      </w:r>
-      <w:r>
-        <w:t xml:space="preserve">, this assumption </w:t>
-      </w:r>
-      <w:r>
-        <w:t xml:space="preserve">of Ideas existence </w:t>
-      </w:r>
-      <w:r>
-        <w:t xml:space="preserve">creates </w:t>
-      </w:r>
-      <w:r>
-        <w:rPr>
-          <w:i/>
-        </w:rPr>
-        <w:t xml:space="preserve">other </w:t>
-      </w:r>
-      <w:r>
-        <w:t>(</w:t>
-      </w:r>
-      <w:r>
-        <w:rPr>
-          <w:i/>
-        </w:rPr>
-        <w:t>others</w:t>
-      </w:r>
-      <w:r>
-        <w:t>)</w:t>
-      </w:r>
-      <w:r>
-        <w:t xml:space="preserve">. </w:t>
-      </w:r>
-      <w:r>
-        <w:t>I</w:t>
-      </w:r>
-      <w:r>
-        <w:t xml:space="preserve"> contribute to creating tree A</w:t>
-      </w:r>
-      <w:r>
-        <w:t>,</w:t>
-      </w:r>
-      <w:r>
-        <w:t xml:space="preserve"> which is equivalent to </w:t>
-      </w:r>
-      <w:r>
-        <w:t xml:space="preserve">the fact that </w:t>
-      </w:r>
-      <w:r>
-        <w:t xml:space="preserve">tree A </w:t>
-      </w:r>
-      <w:r>
-        <w:t>is self-actualized</w:t>
-      </w:r>
-      <w:r>
-        <w:t xml:space="preserve"> through countless </w:t>
-      </w:r>
-      <w:r>
-        <w:t>I</w:t>
-      </w:r>
-      <w:r>
-        <w:t xml:space="preserve">deas including </w:t>
-      </w:r>
-      <w:r>
-        <w:t>me</w:t>
-      </w:r>
-      <w:r>
-        <w:t>,</w:t>
-      </w:r>
-      <w:r>
-        <w:t xml:space="preserve"> which is equivalent to </w:t>
-      </w:r>
-      <w:r>
-        <w:t xml:space="preserve">the fact that I interfered </w:t>
-      </w:r>
-      <w:r>
-        <w:t xml:space="preserve">with tree A and countless </w:t>
-      </w:r>
-      <w:r>
-        <w:t>I</w:t>
-      </w:r>
-      <w:r>
-        <w:t xml:space="preserve">deas </w:t>
-      </w:r>
-      <w:r>
-        <w:t>so that</w:t>
-      </w:r>
-      <w:r>
-        <w:t xml:space="preserve"> both </w:t>
-      </w:r>
-      <w:r>
-        <w:t xml:space="preserve">of I and tree A </w:t>
-      </w:r>
-      <w:r>
-        <w:t xml:space="preserve">reborn and create countless other </w:t>
-      </w:r>
-      <w:r>
-        <w:t>I</w:t>
-      </w:r>
-      <w:r>
-        <w:t>deas, so self</w:t>
-      </w:r>
-      <w:r>
-        <w:t>-actualization by Hegel’</w:t>
-      </w:r>
-      <w:r>
-        <w:t xml:space="preserve">s </w:t>
-      </w:r>
-      <w:r>
-        <w:t xml:space="preserve">cunning </w:t>
-      </w:r>
-      <w:r>
-        <w:t xml:space="preserve">of reason is </w:t>
-      </w:r>
-      <w:r>
-        <w:t>a way of</w:t>
-      </w:r>
-      <w:r>
-        <w:t xml:space="preserve"> explanation. Suppose tree A sheds a leaf before meeting </w:t>
-      </w:r>
-      <w:r>
-        <w:t>me</w:t>
-      </w:r>
-      <w:r>
-        <w:t xml:space="preserve"> and then </w:t>
-      </w:r>
-      <w:r>
-        <w:t>I</w:t>
-      </w:r>
-      <w:r>
-        <w:t xml:space="preserve"> naturally meet tree A without the fallen leaf, so did </w:t>
-      </w:r>
-      <w:r>
-        <w:t>I</w:t>
-      </w:r>
-      <w:r>
-        <w:t xml:space="preserve"> not create tree A when tree A sheds its </w:t>
-      </w:r>
-      <w:r>
-        <w:t>leaf</w:t>
-      </w:r>
-      <w:r>
-        <w:t xml:space="preserve">? This confusion is explained by the following two reasons: 1) “meeting” is a relative concept because </w:t>
-      </w:r>
-      <w:r>
-        <w:t>my</w:t>
-      </w:r>
-      <w:r>
-        <w:t xml:space="preserve"> bubble is the </w:t>
-      </w:r>
-      <w:r>
-        <w:t xml:space="preserve">entire </w:t>
-      </w:r>
-      <w:r>
-        <w:t xml:space="preserve">world with </w:t>
-      </w:r>
-      <w:r>
-        <w:t xml:space="preserve">my perception </w:t>
-      </w:r>
-      <w:r>
-        <w:t xml:space="preserve">that covers the world but </w:t>
-      </w:r>
-      <w:r>
-        <w:t>I</w:t>
-      </w:r>
-      <w:r>
-        <w:t xml:space="preserve"> do not </w:t>
-      </w:r>
-      <w:r>
-        <w:t>perceive/</w:t>
-      </w:r>
-      <w:r>
-        <w:t xml:space="preserve">feel </w:t>
-      </w:r>
-      <w:r>
-        <w:t xml:space="preserve">thoroughly </w:t>
-      </w:r>
-      <w:r>
-        <w:t xml:space="preserve">it, 2) tree A is continuously reborn and </w:t>
-      </w:r>
-      <w:r>
-        <w:t xml:space="preserve">the </w:t>
-      </w:r>
-      <w:r>
-        <w:t xml:space="preserve">tree A </w:t>
-      </w:r>
-      <w:r>
-        <w:t>that I</w:t>
-      </w:r>
-      <w:r>
-        <w:t xml:space="preserve"> meet after shedding its </w:t>
-      </w:r>
-      <w:r>
-        <w:t>leaf</w:t>
-      </w:r>
-      <w:r>
-        <w:t xml:space="preserve"> is not the previous tree A and </w:t>
-      </w:r>
-      <w:r>
-        <w:t>I</w:t>
-      </w:r>
-      <w:r>
-        <w:t xml:space="preserve"> do not need to know </w:t>
-      </w:r>
-      <w:r>
-        <w:t xml:space="preserve">exactly </w:t>
-      </w:r>
-      <w:r>
-        <w:t xml:space="preserve">tree A </w:t>
-      </w:r>
-      <w:r>
-        <w:t xml:space="preserve">at the exact time point </w:t>
-      </w:r>
-      <w:r>
-        <w:t>when</w:t>
-      </w:r>
-      <w:r>
-        <w:t xml:space="preserve"> </w:t>
-      </w:r>
-      <w:r>
-        <w:t xml:space="preserve">it </w:t>
-      </w:r>
-      <w:r>
-        <w:t xml:space="preserve">either </w:t>
-      </w:r>
-      <w:r>
-        <w:t xml:space="preserve">sheds </w:t>
-      </w:r>
-      <w:r>
-        <w:t xml:space="preserve">or doesn’t shed </w:t>
-      </w:r>
-      <w:r>
-        <w:t xml:space="preserve">its </w:t>
-      </w:r>
-      <w:r>
-        <w:t>leaf</w:t>
-      </w:r>
-      <w:r>
-        <w:t xml:space="preserve"> yet</w:t>
-      </w:r>
-      <w:r>
-        <w:t xml:space="preserve">. Tree A is continuously reborn, continuously different, but why does the </w:t>
-      </w:r>
-      <w:r>
-        <w:t>Idea</w:t>
-      </w:r>
-      <w:r>
-        <w:t xml:space="preserve"> A still </w:t>
-      </w:r>
-      <w:r>
-        <w:t>has</w:t>
-      </w:r>
-      <w:r>
-        <w:t xml:space="preserve"> the name A? It is possible that </w:t>
-      </w:r>
-      <w:r>
-        <w:t xml:space="preserve">the mapped attribute set of A has not changed enough for </w:t>
-      </w:r>
-      <w:r>
-        <w:t>me</w:t>
-      </w:r>
-      <w:r>
-        <w:t xml:space="preserve"> or perhaps this problem may r</w:t>
-      </w:r>
-      <w:r>
-        <w:t>elate to the unreality of time</w:t>
-      </w:r>
-      <w:r>
-        <w:t xml:space="preserve">, </w:t>
-      </w:r>
-      <w:r>
-        <w:t xml:space="preserve">so </w:t>
-      </w:r>
-      <w:r>
-        <w:t xml:space="preserve">tree A appears in many different forms at the same “time”, which cannot be mentioned in this research. In the case </w:t>
-      </w:r>
-      <w:r>
-        <w:t>that</w:t>
-      </w:r>
-      <w:r>
-        <w:t xml:space="preserve"> </w:t>
-      </w:r>
-      <w:r>
-        <w:t xml:space="preserve">I </w:t>
-      </w:r>
-      <w:r>
-        <w:t xml:space="preserve">create an abstract axiom B, even though it inherits </w:t>
-      </w:r>
-      <w:r>
-        <w:t>countless knowledge</w:t>
-      </w:r>
-      <w:r>
-        <w:t xml:space="preserve">, B is still new knowledge. </w:t>
-      </w:r>
-      <w:r>
-        <w:t>I</w:t>
-      </w:r>
-      <w:r>
-        <w:t xml:space="preserve"> think that B did not exist before, so the self-actualization is wrong with the assumption that there is no rediscovery of original </w:t>
-      </w:r>
-      <w:r>
-        <w:t>I</w:t>
-      </w:r>
-      <w:r>
-        <w:t>dea</w:t>
-      </w:r>
-      <w:r>
-        <w:t>s b</w:t>
-      </w:r>
-      <w:r>
-        <w:t xml:space="preserve">ut the key problem is that </w:t>
-      </w:r>
-      <w:r>
-        <w:t>I</w:t>
-      </w:r>
-      <w:r>
-        <w:t xml:space="preserve"> cannot know the bubble B, so there is still an interference between B and </w:t>
-      </w:r>
-      <w:r>
-        <w:t>me</w:t>
-      </w:r>
-      <w:r>
-        <w:t xml:space="preserve"> where</w:t>
-      </w:r>
-      <w:r>
-        <w:t xml:space="preserve"> B </w:t>
-      </w:r>
-      <w:r>
-        <w:t xml:space="preserve">is </w:t>
-      </w:r>
-      <w:r>
-        <w:t xml:space="preserve">the assumption. Hegel alludes to this problem </w:t>
-      </w:r>
-      <w:r>
-        <w:t>by</w:t>
-      </w:r>
-      <w:r>
-        <w:t xml:space="preserve"> the </w:t>
-      </w:r>
-      <w:r>
-        <w:rPr>
-          <w:i/>
-        </w:rPr>
-        <w:t>posit</w:t>
-      </w:r>
-      <w:r>
-        <w:rPr>
-          <w:i/>
-        </w:rPr>
-        <w:t>ing</w:t>
-      </w:r>
-      <w:r>
-        <w:rPr>
-          <w:i/>
-        </w:rPr>
-        <w:t xml:space="preserve"> circle</w:t>
-      </w:r>
-      <w:r>
-        <w:t xml:space="preserve"> </w:t>
-      </w:r>
-      <w:r>
-        <w:t>(</w:t>
-      </w:r>
-      <w:r>
-        <w:rPr>
-          <w:i/>
-        </w:rPr>
-        <w:t>circle of determination</w:t>
-      </w:r>
-      <w:r>
-        <w:t xml:space="preserve">) </w:t>
-      </w:r>
-      <w:r>
-        <w:t xml:space="preserve">that will be mentioned later. In mathematics, </w:t>
-      </w:r>
-      <w:r>
-        <w:t>the</w:t>
-      </w:r>
-      <w:r>
-        <w:t xml:space="preserve"> nothing (</w:t>
-      </w:r>
-      <w:r>
-        <w:t xml:space="preserve">the </w:t>
-      </w:r>
-      <w:r>
-        <w:t>false</w:t>
-      </w:r>
-      <w:r>
-        <w:t>ness</w:t>
-      </w:r>
-      <w:r>
-        <w:t xml:space="preserve">) can lead to </w:t>
-      </w:r>
-      <w:r>
-        <w:t>the truth</w:t>
-      </w:r>
-      <w:r>
-        <w:t xml:space="preserve">, and the deduction that originates from nothing is always true. However, another explanation seems more reasonable, </w:t>
-      </w:r>
-      <w:r>
-        <w:t xml:space="preserve">which is that </w:t>
-      </w:r>
-      <w:r>
-        <w:t xml:space="preserve">B is the result of </w:t>
-      </w:r>
-      <w:r>
-        <w:t>my</w:t>
-      </w:r>
-      <w:r>
-        <w:t xml:space="preserve"> interference with the </w:t>
-      </w:r>
-      <w:r>
-        <w:t>Idea that immediately precedes</w:t>
-      </w:r>
-      <w:r>
-        <w:t xml:space="preserve"> B (</w:t>
-      </w:r>
-      <w:r>
-        <w:t>I</w:t>
-      </w:r>
-      <w:r>
-        <w:t xml:space="preserve"> </w:t>
-      </w:r>
-      <w:r>
-        <w:t>also may not know what precedes</w:t>
-      </w:r>
-      <w:r>
-        <w:t xml:space="preserve"> B) and countless other </w:t>
-      </w:r>
-      <w:r>
-        <w:t>I</w:t>
-      </w:r>
-      <w:r>
-        <w:t xml:space="preserve">deas, but this argument affirms the truth but does not reinforce the assertion of the untruth. Readers </w:t>
-      </w:r>
-      <w:r>
-        <w:t>may now</w:t>
-      </w:r>
-      <w:r>
-        <w:t xml:space="preserve"> feel that, simply, </w:t>
-      </w:r>
-      <w:r>
-        <w:t xml:space="preserve">the unknown (not knowing) </w:t>
-      </w:r>
-      <w:r>
-        <w:t xml:space="preserve">seems to not exist, but that not knowing is still not real because our perception in our bubble is fragmented and very limited, even though our bubble is the whole world. Simply, </w:t>
-      </w:r>
-      <w:r>
-        <w:rPr>
-          <w:i/>
-        </w:rPr>
-        <w:t>o</w:t>
-      </w:r>
-      <w:r>
-        <w:rPr>
-          <w:i/>
-        </w:rPr>
-        <w:t xml:space="preserve">nly I, </w:t>
-      </w:r>
-      <w:r>
-        <w:rPr>
-          <w:i/>
-        </w:rPr>
-        <w:t>as an Idea,</w:t>
-      </w:r>
-      <w:r>
-        <w:rPr>
-          <w:i/>
-        </w:rPr>
-        <w:t xml:space="preserve"> </w:t>
-      </w:r>
-      <w:r>
-        <w:rPr>
-          <w:i/>
-        </w:rPr>
-        <w:t>by mean</w:t>
-      </w:r>
-      <w:r>
-        <w:rPr>
-          <w:i/>
-        </w:rPr>
-        <w:t>s</w:t>
-      </w:r>
-      <w:r>
-        <w:rPr>
-          <w:i/>
-        </w:rPr>
-        <w:t xml:space="preserve"> of free will (willpower), justify myself my existence and then transform such my existence justification into existence </w:t>
-      </w:r>
-      <w:r>
-        <w:rPr>
-          <w:i/>
-        </w:rPr>
         <w:t>justification</w:t>
       </w:r>
       <w:r>
@@ -5283,7 +5649,7 @@
         <w:t xml:space="preserve">deas, which </w:t>
       </w:r>
       <w:r>
-        <w:t>is also a continuous rebirth and is compatible with the Buddhist theory of emptiness</w:t>
+        <w:t>is also a continuous rebirth and is compatible with Buddhist theory of emptiness</w:t>
       </w:r>
       <w:r>
         <w:t xml:space="preserve"> (</w:t>
@@ -5303,11 +5669,7 @@
         <w:t xml:space="preserve">truly </w:t>
       </w:r>
       <w:r>
-        <w:t xml:space="preserve">real. The everyday phenomena that we feel peaceful about are actually </w:t>
-      </w:r>
-      <w:r>
-        <w:lastRenderedPageBreak/>
-        <w:t xml:space="preserve">changing </w:t>
+        <w:t xml:space="preserve">real. The everyday phenomena that we feel peaceful about are actually changing </w:t>
       </w:r>
       <w:r>
         <w:rPr>
@@ -5319,7 +5681,13 @@
         <w:t xml:space="preserve"> and </w:t>
       </w:r>
       <w:r>
-        <w:t xml:space="preserve">terribly </w:t>
+        <w:t>terribly</w:t>
+      </w:r>
+      <w:r>
+        <w:t>,</w:t>
+      </w:r>
+      <w:r>
+        <w:t xml:space="preserve"> </w:t>
       </w:r>
       <w:r>
         <w:t>and</w:t>
@@ -5385,6 +5753,9 @@
         <w:t xml:space="preserve">by </w:t>
       </w:r>
       <w:r>
+        <w:rPr>
+          <w:i/>
+        </w:rPr>
         <w:t>interference of Ideas</w:t>
       </w:r>
       <w:r>
@@ -5498,7 +5869,13 @@
         <w:t xml:space="preserve"> </w:t>
       </w:r>
       <w:r>
-        <w:t xml:space="preserve">which is the result of the self-actualization </w:t>
+        <w:t xml:space="preserve">which is </w:t>
+      </w:r>
+      <w:r>
+        <w:t xml:space="preserve">also </w:t>
+      </w:r>
+      <w:r>
+        <w:t xml:space="preserve">the result of the self-actualization </w:t>
       </w:r>
       <w:r>
         <w:t xml:space="preserve">of the </w:t>
@@ -5561,7 +5938,7 @@
         <w:t xml:space="preserve"> </w:t>
       </w:r>
       <w:r>
-        <w:t xml:space="preserve">that the world is inherently monistic, the </w:t>
+        <w:t xml:space="preserve">that the world is inherently monistic, </w:t>
       </w:r>
       <w:r>
         <w:t>I</w:t>
@@ -5612,7 +5989,10 @@
         <w:t>, “</w:t>
       </w:r>
       <w:r>
-        <w:t>the true is the becoming itself</w:t>
+        <w:t>the truth</w:t>
+      </w:r>
+      <w:r>
+        <w:t xml:space="preserve"> is the becoming itself</w:t>
       </w:r>
       <w:r>
         <w:t>”</w:t>
@@ -5627,10 +6007,22 @@
         <w:t>Note: pre-determined cir</w:t>
       </w:r>
       <w:r>
-        <w:t>cle is called shortly as positing</w:t>
-      </w:r>
-      <w:r>
-        <w:t xml:space="preserve"> circle. </w:t>
+        <w:t xml:space="preserve">cle is called shortly as </w:t>
+      </w:r>
+      <w:r>
+        <w:rPr>
+          <w:i/>
+        </w:rPr>
+        <w:t>positing</w:t>
+      </w:r>
+      <w:r>
+        <w:rPr>
+          <w:i/>
+        </w:rPr>
+        <w:t xml:space="preserve"> circle</w:t>
+      </w:r>
+      <w:r>
+        <w:t xml:space="preserve">. </w:t>
       </w:r>
       <w:r>
         <w:t>From the po</w:t>
@@ -5787,7 +6179,7 @@
             <w:rPr>
               <w:noProof/>
             </w:rPr>
-            <w:t xml:space="preserve"> (Nguyen, Tàng thức và phân tâm học, 2020)</w:t>
+            <w:t xml:space="preserve"> (Nguyen L. , Tàng thức và phân tâm học, 2020)</w:t>
           </w:r>
           <w:r>
             <w:fldChar w:fldCharType="end"/>
@@ -5795,10 +6187,13 @@
         </w:sdtContent>
       </w:sdt>
       <w:r>
-        <w:t xml:space="preserve">. The </w:t>
-      </w:r>
-      <w:r>
-        <w:t xml:space="preserve">human’s </w:t>
+        <w:t xml:space="preserve">. </w:t>
+      </w:r>
+      <w:r>
+        <w:t>H</w:t>
+      </w:r>
+      <w:r>
+        <w:t xml:space="preserve">uman’s </w:t>
       </w:r>
       <w:r>
         <w:t>will</w:t>
@@ -5974,7 +6369,13 @@
         <w:t xml:space="preserve">existence </w:t>
       </w:r>
       <w:r>
-        <w:t xml:space="preserve">justification. This </w:t>
+        <w:t xml:space="preserve">justification. </w:t>
+      </w:r>
+      <w:r>
+        <w:t xml:space="preserve">Free will is the willpower of human. </w:t>
+      </w:r>
+      <w:r>
+        <w:t xml:space="preserve">This </w:t>
       </w:r>
       <w:r>
         <w:t>section</w:t>
@@ -6073,7 +6474,7 @@
             <w:rPr>
               <w:noProof/>
             </w:rPr>
-            <w:t xml:space="preserve"> (Hegel &amp; Bùi, 1970, p. 143)</w:t>
+            <w:t>(Hegel &amp; Bùi, 1970, p. 143)</w:t>
           </w:r>
           <w:r>
             <w:fldChar w:fldCharType="end"/>
@@ -6112,7 +6513,7 @@
             <w:rPr>
               <w:noProof/>
             </w:rPr>
-            <w:t xml:space="preserve"> (Hegel &amp; Bùi, 1970, p. 138)</w:t>
+            <w:t>(Hegel &amp; Bùi, 1970, p. 138)</w:t>
           </w:r>
           <w:r>
             <w:fldChar w:fldCharType="end"/>
@@ -6123,7 +6524,13 @@
         <w:t xml:space="preserve"> </w:t>
       </w:r>
       <w:r>
-        <w:t xml:space="preserve">to express its own uniqueness or defines itself as uniqueness, that is the </w:t>
+        <w:t xml:space="preserve">to express its own uniqueness </w:t>
+      </w:r>
+      <w:r>
+        <w:t xml:space="preserve">(monopoly) </w:t>
+      </w:r>
+      <w:r>
+        <w:t xml:space="preserve">or defines itself as uniqueness, that is the </w:t>
       </w:r>
       <w:r>
         <w:t>in-itself</w:t>
@@ -6135,7 +6542,11 @@
         <w:t>I</w:t>
       </w:r>
       <w:r>
-        <w:t>dea in freedom for existen</w:t>
+        <w:t xml:space="preserve">dea in freedom </w:t>
+      </w:r>
+      <w:r>
+        <w:lastRenderedPageBreak/>
+        <w:t>for existen</w:t>
       </w:r>
       <w:r>
         <w:t>ce</w:t>
@@ -6213,25 +6624,37 @@
         <w:t xml:space="preserve"> considered as bubble of Idea</w:t>
       </w:r>
       <w:r>
-        <w:t xml:space="preserve">, is infinite but is controlled in finiteness, so </w:t>
+        <w:t xml:space="preserve">, is infinite but is </w:t>
+      </w:r>
+      <w:r>
+        <w:t xml:space="preserve">restrained </w:t>
+      </w:r>
+      <w:r>
+        <w:t xml:space="preserve">in finiteness, so </w:t>
       </w:r>
       <w:r>
         <w:t>Hegel stated that the will need</w:t>
       </w:r>
       <w:r>
+        <w:t>s</w:t>
+      </w:r>
+      <w:r>
         <w:t xml:space="preserve"> to eliminate the difference in content and form or </w:t>
       </w:r>
       <w:r>
         <w:t xml:space="preserve">the </w:t>
       </w:r>
       <w:r>
-        <w:t xml:space="preserve">reason decides </w:t>
-      </w:r>
-      <w:r>
-        <w:t xml:space="preserve">itself </w:t>
-      </w:r>
-      <w:r>
-        <w:t>its own finiteness</w:t>
+        <w:t>reason decides its own finiteness</w:t>
+      </w:r>
+      <w:r>
+        <w:t xml:space="preserve"> by</w:t>
+      </w:r>
+      <w:r>
+        <w:t xml:space="preserve"> </w:t>
+      </w:r>
+      <w:r>
+        <w:t>itself</w:t>
       </w:r>
       <w:sdt>
         <w:sdtPr>
@@ -6263,13 +6686,75 @@
       <w:r>
         <w:t>.</w:t>
       </w:r>
+      <w:r>
+        <w:t xml:space="preserve"> Note, the terms “</w:t>
+      </w:r>
+      <w:r>
+        <w:rPr>
+          <w:i/>
+        </w:rPr>
+        <w:t>bubble of Idea</w:t>
+      </w:r>
+      <w:r>
+        <w:t>” and “</w:t>
+      </w:r>
+      <w:r>
+        <w:rPr>
+          <w:i/>
+        </w:rPr>
+        <w:t>Idea bubble</w:t>
+      </w:r>
+      <w:r>
+        <w:t>” have the same meaning</w:t>
+      </w:r>
+      <w:r>
+        <w:t xml:space="preserve"> and </w:t>
+      </w:r>
+      <w:r>
+        <w:t xml:space="preserve">these terms are proposed because </w:t>
+      </w:r>
+      <w:r>
+        <w:t>bubble is not different from Idea</w:t>
+      </w:r>
+      <w:r>
+        <w:t xml:space="preserve"> </w:t>
+      </w:r>
+      <w:r>
+        <w:t xml:space="preserve">when </w:t>
+      </w:r>
+      <w:r>
+        <w:t>Idea is imagined as a bubble</w:t>
+      </w:r>
+      <w:r>
+        <w:t xml:space="preserve"> that is </w:t>
+      </w:r>
+      <w:r>
+        <w:rPr>
+          <w:i/>
+        </w:rPr>
+        <w:t>univers</w:t>
+      </w:r>
+      <w:r>
+        <w:rPr>
+          <w:i/>
+        </w:rPr>
+        <w:t>e</w:t>
+      </w:r>
+      <w:r>
+        <w:rPr>
+          <w:i/>
+        </w:rPr>
+        <w:t xml:space="preserve"> bubble</w:t>
+      </w:r>
+      <w:r>
+        <w:t>.</w:t>
+      </w:r>
     </w:p>
     <w:p>
       <w:pPr>
         <w:ind w:firstLine="360"/>
       </w:pPr>
       <w:r>
-        <w:lastRenderedPageBreak/>
         <w:t>However, the will must limit its</w:t>
       </w:r>
       <w:r>
@@ -6319,7 +6804,7 @@
             <w:rPr>
               <w:noProof/>
             </w:rPr>
-            <w:t xml:space="preserve"> (Hegel &amp; Bùi, 1970, p. 155)</w:t>
+            <w:t>(Hegel &amp; Bùi, 1970, p. 155)</w:t>
           </w:r>
           <w:r>
             <w:fldChar w:fldCharType="end"/>
@@ -6448,7 +6933,7 @@
             <w:rPr>
               <w:noProof/>
             </w:rPr>
-            <w:t xml:space="preserve"> (Hegel &amp; Bùi, 1970, p. 149)</w:t>
+            <w:t>(Hegel &amp; Bùi, 1970, p. 149)</w:t>
           </w:r>
           <w:r>
             <w:fldChar w:fldCharType="end"/>
@@ -6664,7 +7149,7 @@
             <w:rPr>
               <w:noProof/>
             </w:rPr>
-            <w:t xml:space="preserve"> (Hegel &amp; Bùi, 1970, p. 166)</w:t>
+            <w:t>(Hegel &amp; Bùi, 1970, p. 166)</w:t>
           </w:r>
           <w:r>
             <w:fldChar w:fldCharType="end"/>
@@ -6762,7 +7247,16 @@
         <w:t>i</w:t>
       </w:r>
       <w:r>
-        <w:t xml:space="preserve">dentity and for-itself identity. Regarding the problem of </w:t>
+        <w:t>dentity and for-itself identity.</w:t>
+      </w:r>
+      <w:r>
+        <w:t xml:space="preserve"> </w:t>
+      </w:r>
+      <w:r>
+        <w:t xml:space="preserve">Please pay attention to the two important terms such as “in-itself” and “for-itself”. </w:t>
+      </w:r>
+      <w:r>
+        <w:t xml:space="preserve">Regarding the problem of </w:t>
       </w:r>
       <w:r>
         <w:t>transforming</w:t>
@@ -6808,7 +7302,7 @@
             <w:rPr>
               <w:noProof/>
             </w:rPr>
-            <w:t xml:space="preserve"> (Hegel &amp; Bùi, 1970, p. 174)</w:t>
+            <w:t>(Hegel &amp; Bùi, 1970, p. 174)</w:t>
           </w:r>
           <w:r>
             <w:fldChar w:fldCharType="end"/>
@@ -6906,7 +7400,13 @@
         <w:t>my</w:t>
       </w:r>
       <w:r>
-        <w:t xml:space="preserve"> thoughts is also the “tree outside” if it is true, rational, to </w:t>
+        <w:t xml:space="preserve"> thoughts is also the “tree outs</w:t>
+      </w:r>
+      <w:r>
+        <w:t>ide” if it is true, rational for</w:t>
+      </w:r>
+      <w:r>
+        <w:t xml:space="preserve"> </w:t>
       </w:r>
       <w:r>
         <w:t>me</w:t>
@@ -7059,6 +7559,7 @@
         <w:t xml:space="preserve">the mysterious </w:t>
       </w:r>
       <w:r>
+        <w:lastRenderedPageBreak/>
         <w:t>constitution</w:t>
       </w:r>
       <w:r>
@@ -7107,7 +7608,25 @@
         <w:rPr>
           <w:i/>
         </w:rPr>
-        <w:t>deas with will</w:t>
+        <w:t xml:space="preserve">deas </w:t>
+      </w:r>
+      <w:r>
+        <w:rPr>
+          <w:i/>
+        </w:rPr>
+        <w:t>by</w:t>
+      </w:r>
+      <w:r>
+        <w:rPr>
+          <w:i/>
+        </w:rPr>
+        <w:t>/having</w:t>
+      </w:r>
+      <w:r>
+        <w:rPr>
+          <w:i/>
+        </w:rPr>
+        <w:t xml:space="preserve"> will</w:t>
       </w:r>
       <w:r>
         <w:rPr>
@@ -7119,6 +7638,12 @@
         <w:rPr>
           <w:i/>
         </w:rPr>
+        <w:t>s</w:t>
+      </w:r>
+      <w:r>
+        <w:rPr>
+          <w:i/>
+        </w:rPr>
         <w:t xml:space="preserve"> </w:t>
       </w:r>
       <w:r>
@@ -7211,7 +7736,25 @@
         <w:t>and the faintness degree approaches</w:t>
       </w:r>
       <w:r>
-        <w:t xml:space="preserve"> 0 but not yet 0, at the same time with randomness. Therefore, everything is in </w:t>
+        <w:t xml:space="preserve"> 0 but not yet 0, at the same time with randomness. Therefore, </w:t>
+      </w:r>
+      <w:r>
+        <w:t>all things (</w:t>
+      </w:r>
+      <w:r>
+        <w:t>everything</w:t>
+      </w:r>
+      <w:r>
+        <w:t>)</w:t>
+      </w:r>
+      <w:r>
+        <w:t xml:space="preserve"> </w:t>
+      </w:r>
+      <w:r>
+        <w:t>are</w:t>
+      </w:r>
+      <w:r>
+        <w:t xml:space="preserve"> in </w:t>
       </w:r>
       <w:r>
         <w:t>my</w:t>
@@ -7247,11 +7790,7 @@
         <w:t>Id</w:t>
       </w:r>
       <w:r>
-        <w:t xml:space="preserve">eas) in a </w:t>
-      </w:r>
-      <w:r>
-        <w:lastRenderedPageBreak/>
-        <w:t xml:space="preserve">random continuous process with will, but </w:t>
+        <w:t xml:space="preserve">eas) in a random continuous process with will, but </w:t>
       </w:r>
       <w:r>
         <w:t>I</w:t>
@@ -7287,7 +7826,13 @@
         <w:t>I</w:t>
       </w:r>
       <w:r>
-        <w:t xml:space="preserve"> can be self-conscious about our existence, which is existence</w:t>
+        <w:t xml:space="preserve"> can be self-conscious about </w:t>
+      </w:r>
+      <w:r>
+        <w:t>my</w:t>
+      </w:r>
+      <w:r>
+        <w:t xml:space="preserve"> existence, which is existence</w:t>
       </w:r>
       <w:r>
         <w:t xml:space="preserve"> justification</w:t>
@@ -7428,7 +7973,13 @@
         <w:t xml:space="preserve">Ideas </w:t>
       </w:r>
       <w:r>
-        <w:t>interference as well as speculation</w:t>
+        <w:t xml:space="preserve">interference </w:t>
+      </w:r>
+      <w:r>
+        <w:t xml:space="preserve">(interference of Ideas) </w:t>
+      </w:r>
+      <w:r>
+        <w:t>as well as speculation</w:t>
       </w:r>
       <w:r>
         <w:t>;</w:t>
@@ -7470,13 +8021,19 @@
         <w:t xml:space="preserve">clearly understanding </w:t>
       </w:r>
       <w:r>
-        <w:t xml:space="preserve">the creation of a natural tree is equivalent to knowing the bubble of a tree, then </w:t>
+        <w:t xml:space="preserve">the creation of a natural tree is equivalent to knowing the bubble of </w:t>
+      </w:r>
+      <w:r>
+        <w:t xml:space="preserve">a </w:t>
+      </w:r>
+      <w:r>
+        <w:t xml:space="preserve">tree, then </w:t>
       </w:r>
       <w:r>
         <w:t>it is possible to</w:t>
       </w:r>
       <w:r>
-        <w:t xml:space="preserve"> create a natural tree (the bubble of a tree), maybe it is God or the Supreme Being, but that is also agnostic. The only thing that needs to be affirmed is that </w:t>
+        <w:t xml:space="preserve"> create a natural tree (the bubble of a tree), maybe it is God or Supreme Being, but that is also agnostic. The only thing that needs to be affirmed is that </w:t>
       </w:r>
       <w:r>
         <w:t>I</w:t>
@@ -7494,7 +8051,13 @@
         <w:t>I</w:t>
       </w:r>
       <w:r>
-        <w:t xml:space="preserve"> can be conscious of </w:t>
+        <w:t xml:space="preserve"> can be </w:t>
+      </w:r>
+      <w:r>
+        <w:t>self-</w:t>
+      </w:r>
+      <w:r>
+        <w:t xml:space="preserve">conscious of </w:t>
       </w:r>
       <w:r>
         <w:t>my</w:t>
@@ -7556,7 +8119,19 @@
         <w:t>I</w:t>
       </w:r>
       <w:r>
-        <w:t xml:space="preserve">dea. The result of the convergence of these two moments represents rationality, which is the identity of identity and non-identity. More specifically, </w:t>
+        <w:t>dea. The result of the convergence of these two moments represents rationality, which is the identity of identity</w:t>
+      </w:r>
+      <w:r>
+        <w:t xml:space="preserve"> </w:t>
+      </w:r>
+      <w:r>
+        <w:t>and non-identity</w:t>
+      </w:r>
+      <w:r>
+        <w:t>, according to Hegel</w:t>
+      </w:r>
+      <w:r>
+        <w:t xml:space="preserve">. More specifically, </w:t>
       </w:r>
       <w:r>
         <w:rPr>
@@ -7598,7 +8173,19 @@
         <w:t>it</w:t>
       </w:r>
       <w:r>
-        <w:t xml:space="preserve">self). Hegel stated that “it is self-consciousness through thinking, comprehending itself as its essence, thereby freeing itself from what is not true, that creates the principle of law, morality and order” </w:t>
+        <w:t xml:space="preserve">self). </w:t>
+      </w:r>
+      <w:r>
+        <w:t xml:space="preserve">Please pay attention that the proposition “rationality is the identity of identity and non-identity” is an extremely important </w:t>
+      </w:r>
+      <w:r>
+        <w:t xml:space="preserve">principle </w:t>
+      </w:r>
+      <w:r>
+        <w:t xml:space="preserve">of Hegel. </w:t>
+      </w:r>
+      <w:r>
+        <w:t xml:space="preserve">Hegel stated that “it is self-consciousness through thinking, comprehending itself as its essence, thereby freeing itself from what is not true, that creates the principle of law, morality and order” </w:t>
       </w:r>
       <w:sdt>
         <w:sdtPr>
@@ -7620,7 +8207,7 @@
             <w:rPr>
               <w:noProof/>
             </w:rPr>
-            <w:t xml:space="preserve"> (Hegel &amp; Bùi, 1970, p. 166)</w:t>
+            <w:t>(Hegel &amp; Bùi, 1970, p. 166)</w:t>
           </w:r>
           <w:r>
             <w:fldChar w:fldCharType="end"/>
@@ -7631,13 +8218,13 @@
         <w:t xml:space="preserve"> </w:t>
       </w:r>
       <w:r>
-        <w:t xml:space="preserve">with the note that thinking is the means of the will for the </w:t>
-      </w:r>
-      <w:r>
-        <w:t>I</w:t>
-      </w:r>
-      <w:r>
-        <w:t xml:space="preserve">dea to be self-conscious and the will is the </w:t>
+        <w:t xml:space="preserve">with the note that thinking is the means of the will for </w:t>
+      </w:r>
+      <w:r>
+        <w:t>I</w:t>
+      </w:r>
+      <w:r>
+        <w:t xml:space="preserve">dea to be self-conscious and the will is </w:t>
       </w:r>
       <w:r>
         <w:t>I</w:t>
@@ -7652,13 +8239,25 @@
         <w:t>existence justification</w:t>
       </w:r>
       <w:r>
-        <w:t xml:space="preserve">. Of course, freedom is not separate from the will, so freedom is not </w:t>
+        <w:t xml:space="preserve">. Of course, freedom is not separate from the will, so freedom </w:t>
+      </w:r>
+      <w:r>
+        <w:t>has been</w:t>
+      </w:r>
+      <w:r>
+        <w:t xml:space="preserve"> not </w:t>
       </w:r>
       <w:r>
         <w:t>to do</w:t>
       </w:r>
       <w:r>
-        <w:t xml:space="preserve"> whatever you want</w:t>
+        <w:t xml:space="preserve"> whatever </w:t>
+      </w:r>
+      <w:r>
+        <w:t>I</w:t>
+      </w:r>
+      <w:r>
+        <w:t xml:space="preserve"> want</w:t>
       </w:r>
       <w:r>
         <w:t>;</w:t>
@@ -7667,28 +8266,16 @@
         <w:t xml:space="preserve"> </w:t>
       </w:r>
       <w:r>
-        <w:t>w</w:t>
-      </w:r>
-      <w:r>
-        <w:t xml:space="preserve">e need to analyze that freedom of the will is not arbitrary freedom with rational connotation of </w:t>
-      </w:r>
-      <w:r>
-        <w:t xml:space="preserve">the </w:t>
-      </w:r>
-      <w:r>
-        <w:t xml:space="preserve">free will as the </w:t>
-      </w:r>
-      <w:r>
-        <w:t xml:space="preserve">existence </w:t>
-      </w:r>
-      <w:r>
-        <w:t xml:space="preserve">justification of </w:t>
-      </w:r>
-      <w:r>
-        <w:t>I</w:t>
-      </w:r>
-      <w:r>
-        <w:t xml:space="preserve">dea. With </w:t>
+        <w:t xml:space="preserve">I </w:t>
+      </w:r>
+      <w:r>
+        <w:t xml:space="preserve">need to analyze that freedom of the will </w:t>
+      </w:r>
+      <w:r>
+        <w:t xml:space="preserve">[within rational comprehension of free will as the existence justification of Idea] </w:t>
+      </w:r>
+      <w:r>
+        <w:t xml:space="preserve">is not arbitrary freedom. With </w:t>
       </w:r>
       <w:r>
         <w:t xml:space="preserve">particular </w:t>
@@ -7782,7 +8369,7 @@
             <w:rPr>
               <w:noProof/>
             </w:rPr>
-            <w:t xml:space="preserve"> (Hegel &amp; Bùi, 1970, p. 175)</w:t>
+            <w:t>(Hegel &amp; Bùi, 1970, p. 175)</w:t>
           </w:r>
           <w:r>
             <w:fldChar w:fldCharType="end"/>
@@ -7829,7 +8416,10 @@
         <w:t>law is freedom as Idea</w:t>
       </w:r>
       <w:r>
-        <w:t>" Hegel</w:t>
+        <w:t>”</w:t>
+      </w:r>
+      <w:r>
+        <w:t xml:space="preserve"> Hegel</w:t>
       </w:r>
       <w:r>
         <w:t>’</w:t>
@@ -7910,7 +8500,13 @@
         <w:t xml:space="preserve"> </w:t>
       </w:r>
       <w:r>
-        <w:t xml:space="preserve">based on particular freedom and particular freedom is arbitrary freedom lacking universality so </w:t>
+        <w:t>based on particular freedom and particular freedom is arbitrary freedom lacking universality</w:t>
+      </w:r>
+      <w:r>
+        <w:t>,</w:t>
+      </w:r>
+      <w:r>
+        <w:t xml:space="preserve"> so </w:t>
       </w:r>
       <w:r>
         <w:t>particular freedom</w:t>
@@ -7943,6 +8539,7 @@
         <w:t xml:space="preserve"> and </w:t>
       </w:r>
       <w:r>
+        <w:lastRenderedPageBreak/>
         <w:t>for-it</w:t>
       </w:r>
       <w:r>
@@ -7958,7 +8555,22 @@
         <w:t xml:space="preserve">(Idea of rule of law) </w:t>
       </w:r>
       <w:r>
-        <w:t>so that it balances the tolerant abstract self and the selfish concrete self, so this intersection point can lead to the deduction of Kant</w:t>
+        <w:t>in order to</w:t>
+      </w:r>
+      <w:r>
+        <w:t xml:space="preserve"> </w:t>
+      </w:r>
+      <w:r>
+        <w:t>obtain</w:t>
+      </w:r>
+      <w:r>
+        <w:t xml:space="preserve"> </w:t>
+      </w:r>
+      <w:r>
+        <w:t xml:space="preserve">the balance of </w:t>
+      </w:r>
+      <w:r>
+        <w:t>the tolerant abstract self and the selfish concrete self, so this intersection point can lead to the deduction of Kant</w:t>
       </w:r>
       <w:r>
         <w:t>’</w:t>
@@ -7976,7 +8588,16 @@
         <w:t>”</w:t>
       </w:r>
       <w:r>
-        <w:t>, moreover, Hegel</w:t>
+        <w:t>.</w:t>
+      </w:r>
+      <w:r>
+        <w:t xml:space="preserve"> </w:t>
+      </w:r>
+      <w:r>
+        <w:t>M</w:t>
+      </w:r>
+      <w:r>
+        <w:t>oreover, Hegel</w:t>
       </w:r>
       <w:r>
         <w:t>’</w:t>
@@ -8152,11 +8773,7 @@
         <w:t>I</w:t>
       </w:r>
       <w:r>
-        <w:t xml:space="preserve">dea (what </w:t>
-      </w:r>
-      <w:r>
-        <w:lastRenderedPageBreak/>
-        <w:t xml:space="preserve">exists), man is an </w:t>
+        <w:t xml:space="preserve">dea (what exists), man is an </w:t>
       </w:r>
       <w:r>
         <w:t>I</w:t>
@@ -8460,7 +9077,7 @@
             <w:rPr>
               <w:noProof/>
             </w:rPr>
-            <w:t>(Nguyen, Tàng thức và phân tâm học, 2020)</w:t>
+            <w:t>(Nguyen L. , Tàng thức và phân tâm học, 2020)</w:t>
           </w:r>
           <w:r>
             <w:fldChar w:fldCharType="end"/>
@@ -8480,7 +9097,10 @@
         <w:t xml:space="preserve"> the whole and the part. Hegel did not mention or </w:t>
       </w:r>
       <w:r>
-        <w:t xml:space="preserve">did not </w:t>
+        <w:t>might</w:t>
+      </w:r>
+      <w:r>
+        <w:t xml:space="preserve"> not </w:t>
       </w:r>
       <w:r>
         <w:t xml:space="preserve">agree with the monopoly of </w:t>
@@ -8489,7 +9109,7 @@
         <w:t>I</w:t>
       </w:r>
       <w:r>
-        <w:t xml:space="preserve">deas </w:t>
+        <w:t xml:space="preserve">dea </w:t>
       </w:r>
       <w:r>
         <w:t>(</w:t>
@@ -8635,7 +9255,7 @@
             <w:rPr>
               <w:noProof/>
             </w:rPr>
-            <w:t xml:space="preserve"> (Hegel &amp; Bùi, 1970, p. 175)</w:t>
+            <w:t>(Hegel &amp; Bùi, 1970, p. 175)</w:t>
           </w:r>
           <w:r>
             <w:fldChar w:fldCharType="end"/>
@@ -8711,7 +9331,13 @@
         <w:t>the law Idea</w:t>
       </w:r>
       <w:r>
-        <w:t xml:space="preserve"> has a degree of freedom, which is the hidden meaning of order and this </w:t>
+        <w:t xml:space="preserve"> has a degree of freedom, which is the hidden meaning of order</w:t>
+      </w:r>
+      <w:r>
+        <w:t>,</w:t>
+      </w:r>
+      <w:r>
+        <w:t xml:space="preserve"> and this </w:t>
       </w:r>
       <w:r>
         <w:rPr>
@@ -8858,7 +9484,7 @@
         <w:t>does not contradict particular moment</w:t>
       </w:r>
       <w:r>
-        <w:t>, though</w:t>
+        <w:t xml:space="preserve"> though</w:t>
       </w:r>
       <w:r>
         <w:t xml:space="preserve">, </w:t>
@@ -8885,6 +9511,9 @@
         <w:t>essence</w:t>
       </w:r>
       <w:r>
+        <w:t>s</w:t>
+      </w:r>
+      <w:r>
         <w:t xml:space="preserve"> of other </w:t>
       </w:r>
       <w:r>
@@ -8921,6 +9550,7 @@
         <w:t xml:space="preserve">in </w:t>
       </w:r>
       <w:r>
+        <w:lastRenderedPageBreak/>
         <w:t>order</w:t>
       </w:r>
       <w:r>
@@ -8967,7 +9597,7 @@
             <w:rPr>
               <w:noProof/>
             </w:rPr>
-            <w:t xml:space="preserve"> (Hegel &amp; Bùi, 1970, p. 177)</w:t>
+            <w:t>(Hegel &amp; Bùi, 1970, p. 177)</w:t>
           </w:r>
           <w:r>
             <w:fldChar w:fldCharType="end"/>
@@ -9033,7 +9663,7 @@
             <w:rPr>
               <w:noProof/>
             </w:rPr>
-            <w:t xml:space="preserve"> (Hegel &amp; Bùi, 1970, p. 174)</w:t>
+            <w:t>(Hegel &amp; Bùi, 1970, p. 174)</w:t>
           </w:r>
           <w:r>
             <w:fldChar w:fldCharType="end"/>
@@ -9101,188 +9731,205 @@
         <w:t xml:space="preserve">itself </w:t>
       </w:r>
       <w:r>
-        <w:t>but relate</w:t>
+        <w:t xml:space="preserve">but </w:t>
+      </w:r>
+      <w:r>
+        <w:t xml:space="preserve">in </w:t>
+      </w:r>
+      <w:r>
+        <w:t>relat</w:t>
+      </w:r>
+      <w:r>
+        <w:t>ion</w:t>
+      </w:r>
+      <w:r>
+        <w:t xml:space="preserve"> to </w:t>
+      </w:r>
+      <w:r>
+        <w:t>it</w:t>
+      </w:r>
+      <w:r>
+        <w:t>self</w:t>
+      </w:r>
+      <w:r>
+        <w:t xml:space="preserve">. The next consequence is the existence of a </w:t>
+      </w:r>
+      <w:r>
+        <w:rPr>
+          <w:i/>
+        </w:rPr>
+        <w:t xml:space="preserve">connection </w:t>
+      </w:r>
+      <w:r>
+        <w:t>among</w:t>
+      </w:r>
+      <w:r>
+        <w:t xml:space="preserve"> </w:t>
+      </w:r>
+      <w:r>
+        <w:t>I</w:t>
+      </w:r>
+      <w:r>
+        <w:t xml:space="preserve">deas, and this connection in turn is an </w:t>
+      </w:r>
+      <w:r>
+        <w:t>I</w:t>
+      </w:r>
+      <w:r>
+        <w:t xml:space="preserve">dea or </w:t>
+      </w:r>
+      <w:r>
+        <w:t>a</w:t>
+      </w:r>
+      <w:r>
+        <w:t xml:space="preserve"> </w:t>
+      </w:r>
+      <w:r>
+        <w:t>law I</w:t>
+      </w:r>
+      <w:r>
+        <w:t xml:space="preserve">dea </w:t>
+      </w:r>
+      <w:r>
+        <w:t xml:space="preserve">being in the order whose summit is </w:t>
+      </w:r>
+      <w:r>
+        <w:t>absolute spirit (objective spirit)</w:t>
+      </w:r>
+      <w:r>
+        <w:t xml:space="preserve">. In other words, </w:t>
+      </w:r>
+      <w:r>
+        <w:t xml:space="preserve">the connection </w:t>
+      </w:r>
+      <w:r>
+        <w:t xml:space="preserve">is another basis of abstract </w:t>
+      </w:r>
+      <w:r>
+        <w:t>rule of law,</w:t>
+      </w:r>
+      <w:r>
+        <w:t xml:space="preserve"> which can be developed into morality or ethics and more interestingly, </w:t>
+      </w:r>
+      <w:r>
+        <w:t xml:space="preserve">the </w:t>
+      </w:r>
+      <w:r>
+        <w:t xml:space="preserve">order and </w:t>
+      </w:r>
+      <w:r>
+        <w:t xml:space="preserve">the connection </w:t>
+      </w:r>
+      <w:r>
+        <w:t xml:space="preserve">are linked together so </w:t>
+      </w:r>
+      <w:r>
+        <w:t>I</w:t>
+      </w:r>
+      <w:r>
+        <w:t xml:space="preserve"> can affirm that </w:t>
+      </w:r>
+      <w:r>
+        <w:t xml:space="preserve">there is </w:t>
+      </w:r>
+      <w:r>
+        <w:t xml:space="preserve">an </w:t>
+      </w:r>
+      <w:r>
+        <w:rPr>
+          <w:i/>
+        </w:rPr>
+        <w:t xml:space="preserve">order with </w:t>
+      </w:r>
+      <w:r>
+        <w:rPr>
+          <w:i/>
+        </w:rPr>
+        <w:t>connections</w:t>
+      </w:r>
+      <w:r>
+        <w:rPr>
+          <w:i/>
+        </w:rPr>
+        <w:t xml:space="preserve"> </w:t>
+      </w:r>
+      <w:r>
+        <w:t xml:space="preserve">or a </w:t>
+      </w:r>
+      <w:r>
+        <w:rPr>
+          <w:i/>
+        </w:rPr>
+        <w:t>connective order</w:t>
+      </w:r>
+      <w:r>
+        <w:t xml:space="preserve"> among I</w:t>
+      </w:r>
+      <w:r>
+        <w:t xml:space="preserve">deas </w:t>
+      </w:r>
+      <w:r>
+        <w:t xml:space="preserve">such that this connective order </w:t>
+      </w:r>
+      <w:r>
+        <w:t xml:space="preserve">is the </w:t>
+      </w:r>
+      <w:r>
+        <w:t>complex basi</w:t>
       </w:r>
       <w:r>
         <w:t>s</w:t>
       </w:r>
       <w:r>
-        <w:t xml:space="preserve"> to </w:t>
-      </w:r>
-      <w:r>
-        <w:t>it</w:t>
-      </w:r>
-      <w:r>
-        <w:t xml:space="preserve">. The next consequence is the existence of a </w:t>
-      </w:r>
-      <w:r>
-        <w:rPr>
-          <w:i/>
-        </w:rPr>
-        <w:t xml:space="preserve">connection </w:t>
-      </w:r>
-      <w:r>
-        <w:t>among</w:t>
-      </w:r>
-      <w:r>
-        <w:t xml:space="preserve"> </w:t>
-      </w:r>
-      <w:r>
-        <w:t>I</w:t>
-      </w:r>
-      <w:r>
-        <w:t xml:space="preserve">deas, and this connection in turn is an </w:t>
-      </w:r>
-      <w:r>
-        <w:t>I</w:t>
-      </w:r>
-      <w:r>
-        <w:t xml:space="preserve">dea or </w:t>
-      </w:r>
-      <w:r>
-        <w:t>a</w:t>
-      </w:r>
-      <w:r>
-        <w:t xml:space="preserve"> </w:t>
-      </w:r>
-      <w:r>
-        <w:t>law I</w:t>
-      </w:r>
-      <w:r>
-        <w:t xml:space="preserve">dea </w:t>
-      </w:r>
-      <w:r>
-        <w:t xml:space="preserve">being in the order whose summit is </w:t>
-      </w:r>
-      <w:r>
-        <w:t xml:space="preserve">absolute spirit (objective </w:t>
-      </w:r>
-      <w:r>
-        <w:lastRenderedPageBreak/>
-        <w:t>spirit)</w:t>
-      </w:r>
-      <w:r>
-        <w:t xml:space="preserve">. In other words, </w:t>
-      </w:r>
-      <w:r>
-        <w:t xml:space="preserve">the connection </w:t>
-      </w:r>
-      <w:r>
-        <w:t xml:space="preserve">is another basis of abstract </w:t>
-      </w:r>
-      <w:r>
-        <w:t>rule of law,</w:t>
-      </w:r>
-      <w:r>
-        <w:t xml:space="preserve"> which can be developed into morality or ethics and more interestingly, </w:t>
-      </w:r>
-      <w:r>
-        <w:t xml:space="preserve">the </w:t>
-      </w:r>
-      <w:r>
-        <w:t xml:space="preserve">order and </w:t>
-      </w:r>
-      <w:r>
-        <w:t xml:space="preserve">the connection </w:t>
-      </w:r>
-      <w:r>
-        <w:t xml:space="preserve">are linked together so </w:t>
-      </w:r>
-      <w:r>
-        <w:t>I</w:t>
-      </w:r>
-      <w:r>
-        <w:t xml:space="preserve"> can affirm that </w:t>
-      </w:r>
-      <w:r>
-        <w:t xml:space="preserve">there is </w:t>
-      </w:r>
-      <w:r>
-        <w:t xml:space="preserve">an </w:t>
-      </w:r>
-      <w:r>
-        <w:rPr>
-          <w:i/>
-        </w:rPr>
-        <w:t xml:space="preserve">order with </w:t>
-      </w:r>
-      <w:r>
-        <w:rPr>
-          <w:i/>
-        </w:rPr>
-        <w:t>connections</w:t>
-      </w:r>
-      <w:r>
-        <w:rPr>
-          <w:i/>
-        </w:rPr>
-        <w:t xml:space="preserve"> </w:t>
-      </w:r>
-      <w:r>
-        <w:t xml:space="preserve">or a </w:t>
-      </w:r>
-      <w:r>
-        <w:rPr>
-          <w:i/>
-        </w:rPr>
-        <w:t>connective order</w:t>
-      </w:r>
-      <w:r>
-        <w:t xml:space="preserve"> among I</w:t>
-      </w:r>
-      <w:r>
-        <w:t xml:space="preserve">deas </w:t>
-      </w:r>
-      <w:r>
-        <w:t xml:space="preserve">such that this connective order </w:t>
-      </w:r>
-      <w:r>
-        <w:t xml:space="preserve">is the </w:t>
-      </w:r>
-      <w:r>
-        <w:t>complex basi</w:t>
+        <w:t xml:space="preserve"> of abstract </w:t>
+      </w:r>
+      <w:r>
+        <w:t xml:space="preserve">rule of </w:t>
+      </w:r>
+      <w:r>
+        <w:t xml:space="preserve">law with the note that both universal </w:t>
+      </w:r>
+      <w:r>
+        <w:t xml:space="preserve">moment </w:t>
+      </w:r>
+      <w:r>
+        <w:t xml:space="preserve">and particular moment contribute to creating </w:t>
+      </w:r>
+      <w:r>
+        <w:t>the connective order</w:t>
+      </w:r>
+      <w:r>
+        <w:t xml:space="preserve">. The means of thinking of free will is also free will because free will takes itself as </w:t>
+      </w:r>
+      <w:r>
+        <w:t>the</w:t>
+      </w:r>
+      <w:r>
+        <w:t xml:space="preserve"> means of thinking, </w:t>
+      </w:r>
+      <w:r>
+        <w:t xml:space="preserve">which </w:t>
+      </w:r>
+      <w:r>
+        <w:t>expresse</w:t>
       </w:r>
       <w:r>
         <w:t>s</w:t>
       </w:r>
       <w:r>
-        <w:t xml:space="preserve"> of abstract </w:t>
-      </w:r>
-      <w:r>
-        <w:t xml:space="preserve">rule of </w:t>
-      </w:r>
-      <w:r>
-        <w:t xml:space="preserve">law with the note that both universal </w:t>
-      </w:r>
-      <w:r>
-        <w:t xml:space="preserve">moment </w:t>
-      </w:r>
-      <w:r>
-        <w:t xml:space="preserve">and particular moment contribute to creating </w:t>
-      </w:r>
-      <w:r>
-        <w:t>the connective order</w:t>
-      </w:r>
-      <w:r>
-        <w:t xml:space="preserve">. The means of thinking of free will is also free will because free will takes itself as </w:t>
-      </w:r>
-      <w:r>
-        <w:t>the</w:t>
-      </w:r>
-      <w:r>
-        <w:t xml:space="preserve"> means of thinking, </w:t>
-      </w:r>
-      <w:r>
-        <w:t xml:space="preserve">which </w:t>
-      </w:r>
-      <w:r>
-        <w:t>expresse</w:t>
+        <w:t xml:space="preserve"> in distinction, analogy, and dialectic</w:t>
       </w:r>
       <w:r>
         <w:t>s</w:t>
       </w:r>
       <w:r>
-        <w:t xml:space="preserve"> in distinction, analogy, and dialectic, and the dialectic </w:t>
+        <w:t>, and the dialectic</w:t>
+      </w:r>
+      <w:r>
+        <w:t>s</w:t>
+      </w:r>
+      <w:r>
+        <w:t xml:space="preserve"> </w:t>
       </w:r>
       <w:r>
         <w:t>also express</w:t>
@@ -9666,22 +10313,19 @@
         <w:t xml:space="preserve"> in the process of </w:t>
       </w:r>
       <w:r>
-        <w:t xml:space="preserve">Idea </w:t>
+        <w:t>Idea</w:t>
+      </w:r>
+      <w:r>
+        <w:t>s</w:t>
+      </w:r>
+      <w:r>
+        <w:t xml:space="preserve"> </w:t>
       </w:r>
       <w:r>
         <w:t>interference. Hegel named the means of thinking of free will according to the dialectical moment as logical science or speculative thinking</w:t>
       </w:r>
       <w:r>
-        <w:t xml:space="preserve"> (</w:t>
-      </w:r>
-      <w:r>
-        <w:t>speculative</w:t>
-      </w:r>
-      <w:r>
-        <w:t xml:space="preserve"> reason</w:t>
-      </w:r>
-      <w:r>
-        <w:t>)</w:t>
+        <w:t xml:space="preserve"> (speculative reason)</w:t>
       </w:r>
       <w:sdt>
         <w:sdtPr>
@@ -9912,13 +10556,7 @@
         <w:t xml:space="preserve">law </w:t>
       </w:r>
       <w:r>
-        <w:t>“</w:t>
-      </w:r>
-      <w:r>
-        <w:t>my freedom of choice can coexist with the freedom of choice of others</w:t>
-      </w:r>
-      <w:r>
-        <w:t>”</w:t>
+        <w:t>“my freedom of choice can coexist with the freedom of choice of others”</w:t>
       </w:r>
       <w:r>
         <w:t>.</w:t>
@@ -9998,6 +10636,7 @@
         <w:t xml:space="preserve"> circle. </w:t>
       </w:r>
       <w:r>
+        <w:lastRenderedPageBreak/>
         <w:t>I</w:t>
       </w:r>
       <w:r>
@@ -10037,7 +10676,13 @@
         <w:t>positing</w:t>
       </w:r>
       <w:r>
-        <w:t xml:space="preserve"> circle lies here. Those forms, </w:t>
+        <w:t xml:space="preserve"> circle </w:t>
+      </w:r>
+      <w:r>
+        <w:t>is</w:t>
+      </w:r>
+      <w:r>
+        <w:t xml:space="preserve"> here. Those forms, </w:t>
       </w:r>
       <w:r>
         <w:t>which are</w:t>
@@ -10046,16 +10691,10 @@
         <w:t xml:space="preserve"> those </w:t>
       </w:r>
       <w:r>
-        <w:t>regulations</w:t>
-      </w:r>
-      <w:r>
-        <w:t xml:space="preserve"> (rules)</w:t>
-      </w:r>
-      <w:r>
-        <w:t>,</w:t>
-      </w:r>
-      <w:r>
-        <w:t xml:space="preserve"> are </w:t>
+        <w:t>regulations (rules)</w:t>
+      </w:r>
+      <w:r>
+        <w:t xml:space="preserve">, are </w:t>
       </w:r>
       <w:r>
         <w:t xml:space="preserve">morality and </w:t>
@@ -10073,10 +10712,7 @@
         <w:t>Idea</w:t>
       </w:r>
       <w:r>
-        <w:t>,</w:t>
-      </w:r>
-      <w:r>
-        <w:t xml:space="preserve"> their </w:t>
+        <w:t xml:space="preserve">, their </w:t>
       </w:r>
       <w:r>
         <w:t>level</w:t>
@@ -10220,11 +10856,7 @@
         <w:t>. Hegel continued</w:t>
       </w:r>
       <w:r>
-        <w:t xml:space="preserve"> to divide </w:t>
-      </w:r>
-      <w:r>
-        <w:lastRenderedPageBreak/>
-        <w:t xml:space="preserve">the </w:t>
+        <w:t xml:space="preserve"> to divide the </w:t>
       </w:r>
       <w:r>
         <w:t>I</w:t>
@@ -10252,7 +10884,7 @@
             <w:rPr>
               <w:noProof/>
             </w:rPr>
-            <w:t xml:space="preserve"> (Hegel &amp; Bùi, 1970, pp. 182-184)</w:t>
+            <w:t>(Hegel &amp; Bùi, 1970, pp. 182-184)</w:t>
           </w:r>
           <w:r>
             <w:fldChar w:fldCharType="end"/>
@@ -10483,7 +11115,7 @@
             <w:rPr>
               <w:noProof/>
             </w:rPr>
-            <w:t xml:space="preserve"> (Hegel &amp; Bùi, 1970, p. 182)</w:t>
+            <w:t>(Hegel &amp; Bùi, 1970, p. 182)</w:t>
           </w:r>
           <w:r>
             <w:fldChar w:fldCharType="end"/>
@@ -10684,7 +11316,7 @@
             <w:rPr>
               <w:noProof/>
             </w:rPr>
-            <w:t xml:space="preserve"> (Hegel &amp; Bùi, 1970, p. 184)</w:t>
+            <w:t>(Hegel &amp; Bùi, 1970, p. 184)</w:t>
           </w:r>
           <w:r>
             <w:fldChar w:fldCharType="end"/>
@@ -10758,19 +11390,43 @@
         </w:sdtContent>
       </w:sdt>
       <w:r>
-        <w:t xml:space="preserve">, then morality is returning to the essence of free will as a new starting point on the </w:t>
+        <w:t xml:space="preserve">, then </w:t>
+      </w:r>
+      <w:r>
+        <w:t>ethics</w:t>
+      </w:r>
+      <w:r>
+        <w:rPr>
+          <w:i/>
+        </w:rPr>
+        <w:t xml:space="preserve"> </w:t>
+      </w:r>
+      <w:r>
+        <w:t xml:space="preserve">is returning to the essence of free will as a new starting point on the </w:t>
       </w:r>
       <w:r>
         <w:t xml:space="preserve">positing </w:t>
       </w:r>
       <w:r>
-        <w:t xml:space="preserve">circle. In other words, morality unifies the individual will in its own essence and in the embrace of the bubble of </w:t>
-      </w:r>
-      <w:r>
-        <w:t>I</w:t>
-      </w:r>
-      <w:r>
-        <w:t xml:space="preserve">deas as the world – </w:t>
+        <w:t xml:space="preserve">circle. In other words, </w:t>
+      </w:r>
+      <w:r>
+        <w:t>ethics</w:t>
+      </w:r>
+      <w:r>
+        <w:rPr>
+          <w:i/>
+        </w:rPr>
+        <w:t xml:space="preserve"> </w:t>
+      </w:r>
+      <w:r>
+        <w:t xml:space="preserve">unifies the individual will in its own essence and in the embrace of the bubble of </w:t>
+      </w:r>
+      <w:r>
+        <w:t>I</w:t>
+      </w:r>
+      <w:r>
+        <w:t xml:space="preserve">dea as the world – </w:t>
       </w:r>
       <w:r>
         <w:t>that is omnipresence</w:t>
@@ -10788,13 +11444,25 @@
         <w:t xml:space="preserve">rule of </w:t>
       </w:r>
       <w:r>
-        <w:t xml:space="preserve">law, the state, or the system of law is the realization of </w:t>
+        <w:t xml:space="preserve">law, the state, or the system of law is the </w:t>
+      </w:r>
+      <w:r>
+        <w:t>actualization</w:t>
+      </w:r>
+      <w:r>
+        <w:t xml:space="preserve"> of </w:t>
       </w:r>
       <w:r>
         <w:t>ethics</w:t>
       </w:r>
       <w:r>
-        <w:t xml:space="preserve">, the realization of </w:t>
+        <w:t xml:space="preserve">, the </w:t>
+      </w:r>
+      <w:r>
+        <w:t xml:space="preserve">actualization </w:t>
+      </w:r>
+      <w:r>
+        <w:t xml:space="preserve">of </w:t>
       </w:r>
       <w:r>
         <w:t>I</w:t>
@@ -10920,7 +11588,13 @@
         <w:t xml:space="preserve">the </w:t>
       </w:r>
       <w:r>
-        <w:t xml:space="preserve">truth of morality. However, universal </w:t>
+        <w:t xml:space="preserve">truth of </w:t>
+      </w:r>
+      <w:r>
+        <w:t>ethics</w:t>
+      </w:r>
+      <w:r>
+        <w:t xml:space="preserve">. However, universal </w:t>
       </w:r>
       <w:r>
         <w:t xml:space="preserve">moment </w:t>
@@ -10932,25 +11606,26 @@
         <w:t xml:space="preserve"> moment</w:t>
       </w:r>
       <w:r>
-        <w:t xml:space="preserve">) must always imply morality &amp; ethics so that </w:t>
-      </w:r>
-      <w:r>
-        <w:t xml:space="preserve">the process of self-development and </w:t>
-      </w:r>
-      <w:r>
-        <w:t>self-</w:t>
-      </w:r>
-      <w:r>
-        <w:t>division</w:t>
-      </w:r>
-      <w:r>
-        <w:t xml:space="preserve"> </w:t>
+        <w:t xml:space="preserve">) must always </w:t>
+      </w:r>
+      <w:r>
+        <w:t>suggest implicitly</w:t>
+      </w:r>
+      <w:r>
+        <w:t xml:space="preserve"> morality &amp; ethics so that </w:t>
+      </w:r>
+      <w:r>
+        <w:t xml:space="preserve">the process of self-development and self-division </w:t>
       </w:r>
       <w:r>
         <w:t>of free will alway</w:t>
       </w:r>
       <w:r>
-        <w:t xml:space="preserve">s ensures rationality (justice), </w:t>
+        <w:t xml:space="preserve">s </w:t>
+      </w:r>
+      <w:r>
+        <w:lastRenderedPageBreak/>
+        <w:t xml:space="preserve">ensures rationality (justice), </w:t>
       </w:r>
       <w:r>
         <w:t>being moderately possible that</w:t>
@@ -11045,7 +11720,13 @@
         <w:t xml:space="preserve">ality here to which Hegel referred </w:t>
       </w:r>
       <w:r>
-        <w:t xml:space="preserve">is the morality </w:t>
+        <w:t xml:space="preserve">is the </w:t>
+      </w:r>
+      <w:r>
+        <w:t>ethics</w:t>
+      </w:r>
+      <w:r>
+        <w:t xml:space="preserve"> </w:t>
       </w:r>
       <w:r>
         <w:t>to which Kant referred</w:t>
@@ -11152,11 +11833,7 @@
         <w:t>ing</w:t>
       </w:r>
       <w:r>
-        <w:t xml:space="preserve"> </w:t>
-      </w:r>
-      <w:r>
-        <w:lastRenderedPageBreak/>
-        <w:t>fruit</w:t>
+        <w:t xml:space="preserve"> fruit</w:t>
       </w:r>
       <w:r>
         <w:t>s</w:t>
@@ -11177,13 +11854,7 @@
         <w:t xml:space="preserve">rule of </w:t>
       </w:r>
       <w:r>
-        <w:t xml:space="preserve">law in detail. In any case, I think that philosophy of law defines human beings by comparing with the surrounding relationships in the whole, so morality &amp; ethics are not virtues even though they will lead to virtues, this is a form of definition by mutual correlation. Attributes are also derived from mutual correlation, </w:t>
-      </w:r>
-      <w:r>
-        <w:t xml:space="preserve">so </w:t>
-      </w:r>
-      <w:r>
-        <w:t>a</w:t>
+        <w:t>law in detail. In any case, I think that philosophy of law defines human beings by comparing with the surrounding relationships in the whole, so morality &amp; ethics are not virtues even though they will lead to virtues, this is a form of definition by mutual correlation. Attributes are also derived from mutual correlation, a</w:t>
       </w:r>
       <w:r>
         <w:t xml:space="preserve"> solution by</w:t>
@@ -11192,13 +11863,16 @@
         <w:t xml:space="preserve"> invisible combination for epistemology with the existence of </w:t>
       </w:r>
       <w:r>
-        <w:t>agnosticism</w:t>
-      </w:r>
-      <w:r>
-        <w:t xml:space="preserve"> about Idea </w:t>
-      </w:r>
-      <w:r>
-        <w:t>bubble.</w:t>
+        <w:t xml:space="preserve">agnosticism about </w:t>
+      </w:r>
+      <w:r>
+        <w:t>bubble</w:t>
+      </w:r>
+      <w:r>
+        <w:t xml:space="preserve"> of Idea (Idea bubble)</w:t>
+      </w:r>
+      <w:r>
+        <w:t>.</w:t>
       </w:r>
     </w:p>
     <w:p/>
@@ -11241,7 +11915,7 @@
         <w:rPr>
           <w:noProof/>
         </w:rPr>
-        <w:t xml:space="preserve">Hegel, GW, &amp; Bui, NV (1970). </w:t>
+        <w:t xml:space="preserve">Hegel, G. W., &amp; Bùi, N. V. (1970). </w:t>
       </w:r>
       <w:r>
         <w:rPr>
@@ -11249,13 +11923,13 @@
           <w:iCs/>
           <w:noProof/>
         </w:rPr>
-        <w:t xml:space="preserve">Principles of the philosophy of law. </w:t>
+        <w:t>Các nguyên lý của triết học pháp quyền.</w:t>
       </w:r>
       <w:r>
         <w:rPr>
           <w:noProof/>
         </w:rPr>
-        <w:t>(NV Bui, Ed.) Knowledge.</w:t>
+        <w:t xml:space="preserve"> (N. V. Bùi, Ed.) Tri Thức.</w:t>
       </w:r>
     </w:p>
     <w:p>
@@ -11278,13 +11952,13 @@
           <w:iCs/>
           <w:noProof/>
         </w:rPr>
-        <w:t xml:space="preserve">Rule of Law Democracy - Law, Justice, Freedom and Social Order. </w:t>
+        <w:t>Dân chủ pháp trị - Luật pháp, công lý, tự do và trật tự xã hội.</w:t>
       </w:r>
       <w:r>
         <w:rPr>
           <w:noProof/>
         </w:rPr>
-        <w:t>San Jose, California, US: Bien Moi.</w:t>
+        <w:t xml:space="preserve"> San Jose, California, US: Bien Moi.</w:t>
       </w:r>
     </w:p>
     <w:p>
@@ -11299,7 +11973,7 @@
         <w:rPr>
           <w:noProof/>
         </w:rPr>
-        <w:t xml:space="preserve">Nguyen, L. (2020, October). Store consciousness and psychoanalysis. (D.-B. Dong, H.-N. Do, A.-D. Pham, S. Trinh, TT Hoang, NV Pham, . . . Minh-Ngoc, Eds.) </w:t>
+        <w:t xml:space="preserve">Nguyen, L. (2020, October). Tàng thức và phân tâm học. (Đ.-B. Đồng, H.-N. Đỗ, A.-D. Phạm, S. Trịnh, T. T. Hoàng, N. V. Phạm, . . . Minh-Ngọc, Eds.) </w:t>
       </w:r>
       <w:r>
         <w:rPr>
@@ -11307,7 +11981,7 @@
           <w:iCs/>
           <w:noProof/>
         </w:rPr>
-        <w:t xml:space="preserve">From Quang Buddhism Magazine, 34 </w:t>
+        <w:t>Từ Quang Buddhism Magazine, 34</w:t>
       </w:r>
       <w:r>
         <w:rPr>
@@ -11328,7 +12002,7 @@
         <w:rPr>
           <w:noProof/>
         </w:rPr>
-        <w:t xml:space="preserve">Nguyen, L. (2023, July 29). Intellectualism. </w:t>
+        <w:t xml:space="preserve">Nguyen, L. (2023, July 29). Trí tuệ luận. </w:t>
       </w:r>
       <w:r>
         <w:rPr>
@@ -11336,7 +12010,7 @@
           <w:iCs/>
           <w:noProof/>
         </w:rPr>
-        <w:t xml:space="preserve">OSF Preprint </w:t>
+        <w:t>OSF Preprint</w:t>
       </w:r>
       <w:r>
         <w:rPr>
@@ -11365,7 +12039,7 @@
           <w:iCs/>
           <w:noProof/>
         </w:rPr>
-        <w:t xml:space="preserve">Western philosophy </w:t>
+        <w:t>Triết học phương Tây</w:t>
       </w:r>
       <w:r>
         <w:rPr>
@@ -11379,10 +12053,7 @@
         <w:fldChar w:fldCharType="end"/>
       </w:r>
     </w:p>
-    <w:p>
-      <w:bookmarkStart w:id="0" w:name="_GoBack"/>
-      <w:bookmarkEnd w:id="0"/>
-    </w:p>
+    <w:p/>
     <w:sectPr>
       <w:footerReference w:type="default" r:id="rId7"/>
       <w:pgSz w:w="11906" w:h="16838" w:code="9"/>
@@ -12421,7 +13092,7 @@
 </file>
 
 <file path=customXml/itemProps1.xml><?xml version="1.0" encoding="utf-8"?>
-<ds:datastoreItem xmlns:ds="http://schemas.openxmlformats.org/officeDocument/2006/customXml" ds:itemID="{19B852AC-2BA8-4244-9FD6-0D89B8A47D74}">
+<ds:datastoreItem xmlns:ds="http://schemas.openxmlformats.org/officeDocument/2006/customXml" ds:itemID="{C1836859-8B52-4571-924F-DD49151C5FB6}">
   <ds:schemaRefs>
     <ds:schemaRef ds:uri="http://schemas.openxmlformats.org/officeDocument/2006/bibliography"/>
   </ds:schemaRefs>

--- a/articles/finished/HocThuyetYNiem-en.docx
+++ b/articles/finished/HocThuyetYNiem-en.docx
@@ -3537,8 +3537,6 @@
       <w:r>
         <w:t xml:space="preserve">that </w:t>
       </w:r>
-      <w:bookmarkStart w:id="0" w:name="_GoBack"/>
-      <w:bookmarkEnd w:id="0"/>
       <w:r>
         <w:t xml:space="preserve">it implies justification for existence, argument of existence, reason of existence, purpose of existence of </w:t>
       </w:r>
@@ -8902,7 +8900,13 @@
         <w:t xml:space="preserve">(law Idea) </w:t>
       </w:r>
       <w:r>
-        <w:t xml:space="preserve">is the </w:t>
+        <w:t>is</w:t>
+      </w:r>
+      <w:r>
+        <w:t>/comes from</w:t>
+      </w:r>
+      <w:r>
+        <w:t xml:space="preserve"> the </w:t>
       </w:r>
       <w:r>
         <w:t>Idea</w:t>
@@ -9133,7 +9137,129 @@
         <w:t xml:space="preserve">is possible to understand that Hegel’s doctrine </w:t>
       </w:r>
       <w:r>
-        <w:t xml:space="preserve">turns towards objective spirit or absolute spirit which represents or implies God. Note that </w:t>
+        <w:t xml:space="preserve">turns towards objective spirit or absolute spirit which represents or implies God. </w:t>
+      </w:r>
+      <w:r>
+        <w:t xml:space="preserve">The label “rule of law” is attached to </w:t>
+      </w:r>
+      <w:r>
+        <w:t>an</w:t>
+      </w:r>
+      <w:r>
+        <w:t xml:space="preserve"> </w:t>
+      </w:r>
+      <w:r>
+        <w:t>Idea</w:t>
+      </w:r>
+      <w:r>
+        <w:t xml:space="preserve">, so the </w:t>
+      </w:r>
+      <w:r>
+        <w:t xml:space="preserve">Idea </w:t>
+      </w:r>
+      <w:r>
+        <w:t xml:space="preserve">is called </w:t>
+      </w:r>
+      <w:r>
+        <w:t xml:space="preserve">law Idea (Idea </w:t>
+      </w:r>
+      <w:r>
+        <w:t>of rule of law</w:t>
+      </w:r>
+      <w:r>
+        <w:t>)</w:t>
+      </w:r>
+      <w:r>
+        <w:t xml:space="preserve">, or in other words, the </w:t>
+      </w:r>
+      <w:r>
+        <w:t>Idea</w:t>
+      </w:r>
+      <w:r>
+        <w:t xml:space="preserve"> is </w:t>
+      </w:r>
+      <w:r>
+        <w:t xml:space="preserve">considered as </w:t>
+      </w:r>
+      <w:bookmarkStart w:id="0" w:name="_GoBack"/>
+      <w:bookmarkEnd w:id="0"/>
+      <w:r>
+        <w:t xml:space="preserve">rule of law. This is important because later </w:t>
+      </w:r>
+      <w:r>
+        <w:t>I</w:t>
+      </w:r>
+      <w:r>
+        <w:t xml:space="preserve"> will </w:t>
+      </w:r>
+      <w:r>
+        <w:t>study</w:t>
+      </w:r>
+      <w:r>
+        <w:t xml:space="preserve"> that the state as a</w:t>
+      </w:r>
+      <w:r>
+        <w:t>n</w:t>
+      </w:r>
+      <w:r>
+        <w:t xml:space="preserve"> </w:t>
+      </w:r>
+      <w:r>
+        <w:t>Idea</w:t>
+      </w:r>
+      <w:r>
+        <w:t xml:space="preserve"> is already rule of law from the moment </w:t>
+      </w:r>
+      <w:r>
+        <w:t xml:space="preserve">I </w:t>
+      </w:r>
+      <w:r>
+        <w:t xml:space="preserve">begin to contemplate the spectrum from abstract rule of law to morality to </w:t>
+      </w:r>
+      <w:r>
+        <w:t xml:space="preserve">the </w:t>
+      </w:r>
+      <w:r>
+        <w:t xml:space="preserve">ethics </w:t>
+      </w:r>
+      <w:r>
+        <w:t>which is then concretized</w:t>
+      </w:r>
+      <w:r>
+        <w:t xml:space="preserve"> to civil society and the state </w:t>
+      </w:r>
+      <w:r>
+        <w:t>when</w:t>
+      </w:r>
+      <w:r>
+        <w:t xml:space="preserve"> the state </w:t>
+      </w:r>
+      <w:r>
+        <w:t>is considered as an essential entity</w:t>
+      </w:r>
+      <w:r>
+        <w:t xml:space="preserve">. Suppose and really there is an abstract </w:t>
+      </w:r>
+      <w:r>
+        <w:t>Idea</w:t>
+      </w:r>
+      <w:r>
+        <w:t xml:space="preserve"> of “rule of law”, then there will also be the label “rule of law” attached to this </w:t>
+      </w:r>
+      <w:r>
+        <w:t>Idea</w:t>
+      </w:r>
+      <w:r>
+        <w:t xml:space="preserve"> of “rule of law” and of course this </w:t>
+      </w:r>
+      <w:r>
+        <w:t>Idea</w:t>
+      </w:r>
+      <w:r>
+        <w:t xml:space="preserve"> of “rule of law” is rule of law. </w:t>
+      </w:r>
+      <w:r>
+        <w:t xml:space="preserve">Note that </w:t>
       </w:r>
       <w:r>
         <w:t>I</w:t>
@@ -9415,7 +9541,11 @@
         <w:t xml:space="preserve">development </w:t>
       </w:r>
       <w:r>
-        <w:t xml:space="preserve">levels of freedom”. Of course, when eliminating the difference between content and form by universal moment to let the </w:t>
+        <w:t xml:space="preserve">levels of freedom”. Of course, when eliminating the </w:t>
+      </w:r>
+      <w:r>
+        <w:lastRenderedPageBreak/>
+        <w:t xml:space="preserve">difference between content and form by universal moment to let the </w:t>
       </w:r>
       <w:r>
         <w:t>Idea</w:t>
@@ -9550,7 +9680,6 @@
         <w:t xml:space="preserve">in </w:t>
       </w:r>
       <w:r>
-        <w:lastRenderedPageBreak/>
         <w:t>order</w:t>
       </w:r>
       <w:r>
@@ -10523,7 +10652,11 @@
         <w:t>rived</w:t>
       </w:r>
       <w:r>
-        <w:t xml:space="preserve"> from free will, that is, </w:t>
+        <w:t xml:space="preserve"> </w:t>
+      </w:r>
+      <w:r>
+        <w:lastRenderedPageBreak/>
+        <w:t xml:space="preserve">from free will, that is, </w:t>
       </w:r>
       <w:r>
         <w:t xml:space="preserve">existence </w:t>
@@ -10636,7 +10769,6 @@
         <w:t xml:space="preserve"> circle. </w:t>
       </w:r>
       <w:r>
-        <w:lastRenderedPageBreak/>
         <w:t>I</w:t>
       </w:r>
       <w:r>
@@ -11540,7 +11672,11 @@
         <w:t xml:space="preserve">the for-itself, which </w:t>
       </w:r>
       <w:r>
-        <w:t xml:space="preserve">is based on the assumption of objective spirit/absolute spirit. Similarly, the process of self-development and </w:t>
+        <w:t xml:space="preserve">is based on the </w:t>
+      </w:r>
+      <w:r>
+        <w:lastRenderedPageBreak/>
+        <w:t xml:space="preserve">assumption of objective spirit/absolute spirit. Similarly, the process of self-development and </w:t>
       </w:r>
       <w:r>
         <w:t>self-</w:t>
@@ -11621,11 +11757,7 @@
         <w:t>of free will alway</w:t>
       </w:r>
       <w:r>
-        <w:t xml:space="preserve">s </w:t>
-      </w:r>
-      <w:r>
-        <w:lastRenderedPageBreak/>
-        <w:t xml:space="preserve">ensures rationality (justice), </w:t>
+        <w:t xml:space="preserve">s ensures rationality (justice), </w:t>
       </w:r>
       <w:r>
         <w:t>being moderately possible that</w:t>
@@ -13092,7 +13224,7 @@
 </file>
 
 <file path=customXml/itemProps1.xml><?xml version="1.0" encoding="utf-8"?>
-<ds:datastoreItem xmlns:ds="http://schemas.openxmlformats.org/officeDocument/2006/customXml" ds:itemID="{C1836859-8B52-4571-924F-DD49151C5FB6}">
+<ds:datastoreItem xmlns:ds="http://schemas.openxmlformats.org/officeDocument/2006/customXml" ds:itemID="{699C1F24-CC66-450A-98CF-9166DE2C844E}">
   <ds:schemaRefs>
     <ds:schemaRef ds:uri="http://schemas.openxmlformats.org/officeDocument/2006/bibliography"/>
   </ds:schemaRefs>

--- a/articles/finished/HocThuyetYNiem-en.docx
+++ b/articles/finished/HocThuyetYNiem-en.docx
@@ -9181,8 +9181,6 @@
       <w:r>
         <w:t xml:space="preserve">considered as </w:t>
       </w:r>
-      <w:bookmarkStart w:id="0" w:name="_GoBack"/>
-      <w:bookmarkEnd w:id="0"/>
       <w:r>
         <w:t xml:space="preserve">rule of law. This is important because later </w:t>
       </w:r>
@@ -10886,10 +10884,24 @@
         <w:t>I</w:t>
       </w:r>
       <w:r>
-        <w:t xml:space="preserve">dea is the </w:t>
-      </w:r>
-      <w:r>
-        <w:t>ultimate result, its existence</w:t>
+        <w:t xml:space="preserve">dea is </w:t>
+      </w:r>
+      <w:r>
+        <w:t>the sum total of the final result (</w:t>
+      </w:r>
+      <w:r>
+        <w:t xml:space="preserve">the </w:t>
+      </w:r>
+      <w:r>
+        <w:t>ultimate result</w:t>
+      </w:r>
+      <w:r>
+        <w:t>)</w:t>
+      </w:r>
+      <w:bookmarkStart w:id="0" w:name="_GoBack"/>
+      <w:bookmarkEnd w:id="0"/>
+      <w:r>
+        <w:t>, its existence</w:t>
       </w:r>
       <w:r>
         <w:t xml:space="preserve"> justification or free will is labeled </w:t>
@@ -11663,6 +11675,7 @@
         <w:t xml:space="preserve">in </w:t>
       </w:r>
       <w:r>
+        <w:lastRenderedPageBreak/>
         <w:t>the in-</w:t>
       </w:r>
       <w:r>
@@ -11672,11 +11685,7 @@
         <w:t xml:space="preserve">the for-itself, which </w:t>
       </w:r>
       <w:r>
-        <w:t xml:space="preserve">is based on the </w:t>
-      </w:r>
-      <w:r>
-        <w:lastRenderedPageBreak/>
-        <w:t xml:space="preserve">assumption of objective spirit/absolute spirit. Similarly, the process of self-development and </w:t>
+        <w:t xml:space="preserve">is based on the assumption of objective spirit/absolute spirit. Similarly, the process of self-development and </w:t>
       </w:r>
       <w:r>
         <w:t>self-</w:t>
@@ -13224,7 +13233,7 @@
 </file>
 
 <file path=customXml/itemProps1.xml><?xml version="1.0" encoding="utf-8"?>
-<ds:datastoreItem xmlns:ds="http://schemas.openxmlformats.org/officeDocument/2006/customXml" ds:itemID="{699C1F24-CC66-450A-98CF-9166DE2C844E}">
+<ds:datastoreItem xmlns:ds="http://schemas.openxmlformats.org/officeDocument/2006/customXml" ds:itemID="{60E1F996-D47E-4193-B8D2-A11135BB5E4C}">
   <ds:schemaRefs>
     <ds:schemaRef ds:uri="http://schemas.openxmlformats.org/officeDocument/2006/bibliography"/>
   </ds:schemaRefs>
